--- a/mcp-demo.docx
+++ b/mcp-demo.docx
@@ -4,7 +4,15 @@
   <w:body>
     <w:p>
       <w:r>
-        <w:t xml:space="preserve">Let's start from </w:t>
+        <w:t xml:space="preserve">Let's start </w:t>
+      </w:r>
+      <w:proofErr w:type="gramStart"/>
+      <w:r>
+        <w:t>from</w:t>
+      </w:r>
+      <w:proofErr w:type="gramEnd"/>
+      <w:r>
+        <w:t xml:space="preserve"> </w:t>
       </w:r>
       <w:r>
         <w:rPr>
@@ -106,7 +114,7 @@
     <w:p>
       <w:r>
         <w:pict w14:anchorId="3AF24F18">
-          <v:rect id="_x0000_i1055" style="width:0;height:1.5pt" o:hralign="center" o:hrstd="t" o:hr="t" fillcolor="#a0a0a0" stroked="f"/>
+          <v:rect id="_x0000_i1025" style="width:0;height:1.5pt" o:hralign="center" o:hrstd="t" o:hr="t" fillcolor="#a0a0a0" stroked="f"/>
         </w:pict>
       </w:r>
     </w:p>
@@ -122,8 +130,17 @@
           <w:b/>
           <w:bCs/>
         </w:rPr>
-        <w:t>Step 1: Install uv</w:t>
-      </w:r>
+        <w:t xml:space="preserve">Step 1: Install </w:t>
+      </w:r>
+      <w:proofErr w:type="spellStart"/>
+      <w:r>
+        <w:rPr>
+          <w:b/>
+          <w:bCs/>
+        </w:rPr>
+        <w:t>uv</w:t>
+      </w:r>
+      <w:proofErr w:type="spellEnd"/>
     </w:p>
     <w:p>
       <w:r>
@@ -132,8 +149,13 @@
     </w:p>
     <w:p>
       <w:r>
-        <w:t>pip install uv</w:t>
-      </w:r>
+        <w:t xml:space="preserve">pip install </w:t>
+      </w:r>
+      <w:proofErr w:type="spellStart"/>
+      <w:r>
+        <w:t>uv</w:t>
+      </w:r>
+      <w:proofErr w:type="spellEnd"/>
     </w:p>
     <w:p>
       <w:r>
@@ -141,14 +163,19 @@
       </w:r>
     </w:p>
     <w:p>
-      <w:r>
-        <w:t>uv --version</w:t>
+      <w:proofErr w:type="spellStart"/>
+      <w:r>
+        <w:t>uv</w:t>
+      </w:r>
+      <w:proofErr w:type="spellEnd"/>
+      <w:r>
+        <w:t xml:space="preserve"> --version</w:t>
       </w:r>
     </w:p>
     <w:p>
       <w:r>
         <w:pict w14:anchorId="7CD11E36">
-          <v:rect id="_x0000_i1056" style="width:0;height:1.5pt" o:hralign="center" o:hrstd="t" o:hr="t" fillcolor="#a0a0a0" stroked="f"/>
+          <v:rect id="_x0000_i1026" style="width:0;height:1.5pt" o:hralign="center" o:hrstd="t" o:hr="t" fillcolor="#a0a0a0" stroked="f"/>
         </w:pict>
       </w:r>
     </w:p>
@@ -168,12 +195,33 @@
       </w:r>
     </w:p>
     <w:p>
-      <w:r>
-        <w:t>mkdir mcp-demo</w:t>
-      </w:r>
-      <w:r>
-        <w:br/>
-        <w:t>cd mcp-demo</w:t>
+      <w:proofErr w:type="spellStart"/>
+      <w:r>
+        <w:t>mkdir</w:t>
+      </w:r>
+      <w:proofErr w:type="spellEnd"/>
+      <w:r>
+        <w:t xml:space="preserve"> </w:t>
+      </w:r>
+      <w:proofErr w:type="spellStart"/>
+      <w:r>
+        <w:t>mcp</w:t>
+      </w:r>
+      <w:proofErr w:type="spellEnd"/>
+      <w:r>
+        <w:t>-demo</w:t>
+      </w:r>
+      <w:r>
+        <w:br/>
+        <w:t xml:space="preserve">cd </w:t>
+      </w:r>
+      <w:proofErr w:type="spellStart"/>
+      <w:r>
+        <w:t>mcp</w:t>
+      </w:r>
+      <w:proofErr w:type="spellEnd"/>
+      <w:r>
+        <w:t>-demo</w:t>
       </w:r>
     </w:p>
     <w:p>
@@ -182,9 +230,19 @@
       </w:r>
     </w:p>
     <w:p>
-      <w:r>
-        <w:t>uv init</w:t>
-      </w:r>
+      <w:proofErr w:type="spellStart"/>
+      <w:r>
+        <w:t>uv</w:t>
+      </w:r>
+      <w:proofErr w:type="spellEnd"/>
+      <w:r>
+        <w:t xml:space="preserve"> </w:t>
+      </w:r>
+      <w:proofErr w:type="spellStart"/>
+      <w:r>
+        <w:t>init</w:t>
+      </w:r>
+      <w:proofErr w:type="spellEnd"/>
     </w:p>
     <w:p>
       <w:r>
@@ -193,8 +251,13 @@
       </w:r>
     </w:p>
     <w:p>
-      <w:r>
-        <w:t>mcp-demo/</w:t>
+      <w:proofErr w:type="spellStart"/>
+      <w:r>
+        <w:t>mcp</w:t>
+      </w:r>
+      <w:proofErr w:type="spellEnd"/>
+      <w:r>
+        <w:t>-demo/</w:t>
       </w:r>
       <w:r>
         <w:br/>
@@ -212,8 +275,15 @@
         <w:t>──</w:t>
       </w:r>
       <w:r>
-        <w:t xml:space="preserve"> pyproject.toml</w:t>
-      </w:r>
+        <w:t xml:space="preserve"> </w:t>
+      </w:r>
+      <w:proofErr w:type="spellStart"/>
+      <w:proofErr w:type="gramStart"/>
+      <w:r>
+        <w:t>pyproject.toml</w:t>
+      </w:r>
+      <w:proofErr w:type="spellEnd"/>
+      <w:proofErr w:type="gramEnd"/>
       <w:r>
         <w:br/>
       </w:r>
@@ -236,7 +306,7 @@
     <w:p>
       <w:r>
         <w:pict w14:anchorId="7D80FD4B">
-          <v:rect id="_x0000_i1057" style="width:0;height:1.5pt" o:hralign="center" o:hrstd="t" o:hr="t" fillcolor="#a0a0a0" stroked="f"/>
+          <v:rect id="_x0000_i1027" style="width:0;height:1.5pt" o:hralign="center" o:hrstd="t" o:hr="t" fillcolor="#a0a0a0" stroked="f"/>
         </w:pict>
       </w:r>
     </w:p>
@@ -256,19 +326,39 @@
       </w:r>
     </w:p>
     <w:p>
-      <w:r>
-        <w:t>uv add mcp</w:t>
-      </w:r>
-    </w:p>
-    <w:p>
-      <w:r>
-        <w:t>This updates pyproject.toml automatically.</w:t>
+      <w:proofErr w:type="spellStart"/>
+      <w:r>
+        <w:t>uv</w:t>
+      </w:r>
+      <w:proofErr w:type="spellEnd"/>
+      <w:r>
+        <w:t xml:space="preserve"> add </w:t>
+      </w:r>
+      <w:proofErr w:type="spellStart"/>
+      <w:r>
+        <w:t>mcp</w:t>
+      </w:r>
+      <w:proofErr w:type="spellEnd"/>
+    </w:p>
+    <w:p>
+      <w:r>
+        <w:t xml:space="preserve">This updates </w:t>
+      </w:r>
+      <w:proofErr w:type="spellStart"/>
+      <w:proofErr w:type="gramStart"/>
+      <w:r>
+        <w:t>pyproject.toml</w:t>
+      </w:r>
+      <w:proofErr w:type="spellEnd"/>
+      <w:proofErr w:type="gramEnd"/>
+      <w:r>
+        <w:t xml:space="preserve"> automatically.</w:t>
       </w:r>
     </w:p>
     <w:p>
       <w:r>
         <w:pict w14:anchorId="588213DD">
-          <v:rect id="_x0000_i1058" style="width:0;height:1.5pt" o:hralign="center" o:hrstd="t" o:hr="t" fillcolor="#a0a0a0" stroked="f"/>
+          <v:rect id="_x0000_i1028" style="width:0;height:1.5pt" o:hralign="center" o:hrstd="t" o:hr="t" fillcolor="#a0a0a0" stroked="f"/>
         </w:pict>
       </w:r>
     </w:p>
@@ -299,6 +389,9 @@
     </w:p>
     <w:p>
       <w:r>
+        <w:rPr>
+          <w:noProof/>
+        </w:rPr>
         <w:drawing>
           <wp:inline distT="0" distB="0" distL="0" distR="0" wp14:anchorId="379098E5" wp14:editId="3BF68B7F">
             <wp:extent cx="3927002" cy="3789739"/>
@@ -341,7 +434,15 @@
     <w:p>
       <w:r>
         <w:lastRenderedPageBreak/>
-        <w:t>What this does:</w:t>
+        <w:t xml:space="preserve">What </w:t>
+      </w:r>
+      <w:proofErr w:type="gramStart"/>
+      <w:r>
+        <w:t>this does</w:t>
+      </w:r>
+      <w:proofErr w:type="gramEnd"/>
+      <w:r>
+        <w:t>:</w:t>
       </w:r>
     </w:p>
     <w:p>
@@ -356,7 +457,15 @@
         <w:t>MCP Server (server.py)</w:t>
       </w:r>
       <w:r>
-        <w:t>. It creates a calculator server and exposes an add() tool that clients can call.</w:t>
+        <w:t xml:space="preserve">. It creates a calculator server and exposes an </w:t>
+      </w:r>
+      <w:proofErr w:type="gramStart"/>
+      <w:r>
+        <w:t>add(</w:t>
+      </w:r>
+      <w:proofErr w:type="gramEnd"/>
+      <w:r>
+        <w:t>) tool that clients can call.</w:t>
       </w:r>
     </w:p>
     <w:p>
@@ -367,7 +476,7 @@
     <w:p>
       <w:r>
         <w:pict w14:anchorId="006FD270">
-          <v:rect id="_x0000_i2371" style="width:0;height:1.5pt" o:hralign="center" o:hrstd="t" o:hr="t" fillcolor="#a0a0a0" stroked="f"/>
+          <v:rect id="_x0000_i1029" style="width:0;height:1.5pt" o:hralign="center" o:hrstd="t" o:hr="t" fillcolor="#a0a0a0" stroked="f"/>
         </w:pict>
       </w:r>
     </w:p>
@@ -388,8 +497,26 @@
     </w:p>
     <w:p>
       <w:r>
-        <w:t>from mcp.server.fastmcp import FastMCP</w:t>
-      </w:r>
+        <w:t xml:space="preserve">from </w:t>
+      </w:r>
+      <w:proofErr w:type="spellStart"/>
+      <w:proofErr w:type="gramStart"/>
+      <w:r>
+        <w:t>mcp.server</w:t>
+      </w:r>
+      <w:proofErr w:type="gramEnd"/>
+      <w:r>
+        <w:t>.fastmcp</w:t>
+      </w:r>
+      <w:proofErr w:type="spellEnd"/>
+      <w:r>
+        <w:t xml:space="preserve"> import </w:t>
+      </w:r>
+      <w:proofErr w:type="spellStart"/>
+      <w:r>
+        <w:t>FastMCP</w:t>
+      </w:r>
+      <w:proofErr w:type="spellEnd"/>
     </w:p>
     <w:p>
       <w:pPr>
@@ -408,12 +535,36 @@
     </w:p>
     <w:p>
       <w:r>
-        <w:t>Imports the FastMCP class from the MCP SDK.</w:t>
-      </w:r>
-    </w:p>
-    <w:p>
-      <w:r>
-        <w:t>Think of FastMCP as a framework that helps you create an MCP server easily, similar to:</w:t>
+        <w:t xml:space="preserve">Imports the </w:t>
+      </w:r>
+      <w:proofErr w:type="spellStart"/>
+      <w:r>
+        <w:t>FastMCP</w:t>
+      </w:r>
+      <w:proofErr w:type="spellEnd"/>
+      <w:r>
+        <w:t xml:space="preserve"> class from the MCP SDK.</w:t>
+      </w:r>
+    </w:p>
+    <w:p>
+      <w:r>
+        <w:t xml:space="preserve">Think of </w:t>
+      </w:r>
+      <w:proofErr w:type="spellStart"/>
+      <w:r>
+        <w:t>FastMCP</w:t>
+      </w:r>
+      <w:proofErr w:type="spellEnd"/>
+      <w:r>
+        <w:t xml:space="preserve"> as a framework that helps you create an MCP server easily, </w:t>
+      </w:r>
+      <w:proofErr w:type="gramStart"/>
+      <w:r>
+        <w:t>similar to</w:t>
+      </w:r>
+      <w:proofErr w:type="gramEnd"/>
+      <w:r>
+        <w:t>:</w:t>
       </w:r>
     </w:p>
     <w:p>
@@ -428,7 +579,23 @@
     </w:p>
     <w:p>
       <w:r>
-        <w:t>Without FastMCP, you would have to manually:</w:t>
+        <w:t xml:space="preserve">Without </w:t>
+      </w:r>
+      <w:proofErr w:type="spellStart"/>
+      <w:r>
+        <w:t>FastMCP</w:t>
+      </w:r>
+      <w:proofErr w:type="spellEnd"/>
+      <w:r>
+        <w:t xml:space="preserve">, you would have </w:t>
+      </w:r>
+      <w:proofErr w:type="gramStart"/>
+      <w:r>
+        <w:t>to</w:t>
+      </w:r>
+      <w:proofErr w:type="gramEnd"/>
+      <w:r>
+        <w:t xml:space="preserve"> manually:</w:t>
       </w:r>
     </w:p>
     <w:p>
@@ -476,14 +643,19 @@
       </w:r>
     </w:p>
     <w:p>
-      <w:r>
-        <w:t>FastMCP does all of that for you.</w:t>
+      <w:proofErr w:type="spellStart"/>
+      <w:r>
+        <w:t>FastMCP</w:t>
+      </w:r>
+      <w:proofErr w:type="spellEnd"/>
+      <w:r>
+        <w:t xml:space="preserve"> does all of that for you.</w:t>
       </w:r>
     </w:p>
     <w:p>
       <w:r>
         <w:pict w14:anchorId="5CE8CABC">
-          <v:rect id="_x0000_i2372" style="width:0;height:1.5pt" o:hralign="center" o:hrstd="t" o:hr="t" fillcolor="#a0a0a0" stroked="f"/>
+          <v:rect id="_x0000_i1030" style="width:0;height:1.5pt" o:hralign="center" o:hrstd="t" o:hr="t" fillcolor="#a0a0a0" stroked="f"/>
         </w:pict>
       </w:r>
     </w:p>
@@ -503,8 +675,21 @@
       </w:r>
     </w:p>
     <w:p>
-      <w:r>
-        <w:t>mcp = FastMCP("Calculator")</w:t>
+      <w:proofErr w:type="spellStart"/>
+      <w:r>
+        <w:t>mcp</w:t>
+      </w:r>
+      <w:proofErr w:type="spellEnd"/>
+      <w:r>
+        <w:t xml:space="preserve"> = </w:t>
+      </w:r>
+      <w:proofErr w:type="spellStart"/>
+      <w:r>
+        <w:t>FastMCP</w:t>
+      </w:r>
+      <w:proofErr w:type="spellEnd"/>
+      <w:r>
+        <w:t>("Calculator")</w:t>
       </w:r>
     </w:p>
     <w:p>
@@ -523,13 +708,31 @@
       </w:r>
     </w:p>
     <w:p>
-      <w:r>
-        <w:t>Creates a new MCP server instance.</w:t>
-      </w:r>
-    </w:p>
-    <w:p>
-      <w:r>
-        <w:t>mcp = FastMCP("Calculator")</w:t>
+      <w:proofErr w:type="gramStart"/>
+      <w:r>
+        <w:t>Creates</w:t>
+      </w:r>
+      <w:proofErr w:type="gramEnd"/>
+      <w:r>
+        <w:t xml:space="preserve"> a new MCP server instance.</w:t>
+      </w:r>
+    </w:p>
+    <w:p>
+      <w:proofErr w:type="spellStart"/>
+      <w:r>
+        <w:t>mcp</w:t>
+      </w:r>
+      <w:proofErr w:type="spellEnd"/>
+      <w:r>
+        <w:t xml:space="preserve"> = </w:t>
+      </w:r>
+      <w:proofErr w:type="spellStart"/>
+      <w:r>
+        <w:t>FastMCP</w:t>
+      </w:r>
+      <w:proofErr w:type="spellEnd"/>
+      <w:r>
+        <w:t>("Calculator")</w:t>
       </w:r>
     </w:p>
     <w:p>
@@ -561,7 +764,7 @@
     <w:p>
       <w:r>
         <w:pict w14:anchorId="69B6630A">
-          <v:rect id="_x0000_i2373" style="width:0;height:1.5pt" o:hralign="center" o:hrstd="t" o:hr="t" fillcolor="#a0a0a0" stroked="f"/>
+          <v:rect id="_x0000_i1031" style="width:0;height:1.5pt" o:hralign="center" o:hrstd="t" o:hr="t" fillcolor="#a0a0a0" stroked="f"/>
         </w:pict>
       </w:r>
     </w:p>
@@ -589,7 +792,15 @@
     </w:p>
     <w:p>
       <w:r>
-        <w:t>This object (mcp) will:</w:t>
+        <w:t>This object (</w:t>
+      </w:r>
+      <w:proofErr w:type="spellStart"/>
+      <w:r>
+        <w:t>mcp</w:t>
+      </w:r>
+      <w:proofErr w:type="spellEnd"/>
+      <w:r>
+        <w:t>) will:</w:t>
       </w:r>
     </w:p>
     <w:p>
@@ -628,7 +839,7 @@
     <w:p>
       <w:r>
         <w:pict w14:anchorId="15026CA6">
-          <v:rect id="_x0000_i2374" style="width:0;height:1.5pt" o:hralign="center" o:hrstd="t" o:hr="t" fillcolor="#a0a0a0" stroked="f"/>
+          <v:rect id="_x0000_i1032" style="width:0;height:1.5pt" o:hralign="center" o:hrstd="t" o:hr="t" fillcolor="#a0a0a0" stroked="f"/>
         </w:pict>
       </w:r>
     </w:p>
@@ -649,7 +860,15 @@
     </w:p>
     <w:p>
       <w:r>
-        <w:t>@mcp.tool()</w:t>
+        <w:t>@</w:t>
+      </w:r>
+      <w:proofErr w:type="gramStart"/>
+      <w:r>
+        <w:t>mcp.tool</w:t>
+      </w:r>
+      <w:proofErr w:type="gramEnd"/>
+      <w:r>
+        <w:t>()</w:t>
       </w:r>
     </w:p>
     <w:p>
@@ -675,7 +894,7 @@
     <w:p>
       <w:r>
         <w:pict w14:anchorId="190ED301">
-          <v:rect id="_x0000_i2375" style="width:0;height:1.5pt" o:hralign="center" o:hrstd="t" o:hr="t" fillcolor="#a0a0a0" stroked="f"/>
+          <v:rect id="_x0000_i1033" style="width:0;height:1.5pt" o:hralign="center" o:hrstd="t" o:hr="t" fillcolor="#a0a0a0" stroked="f"/>
         </w:pict>
       </w:r>
     </w:p>
@@ -696,7 +915,15 @@
     </w:p>
     <w:p>
       <w:r>
-        <w:t>def add(a, b):</w:t>
+        <w:t xml:space="preserve">def </w:t>
+      </w:r>
+      <w:proofErr w:type="gramStart"/>
+      <w:r>
+        <w:t>add(</w:t>
+      </w:r>
+      <w:proofErr w:type="gramEnd"/>
+      <w:r>
+        <w:t>a, b):</w:t>
       </w:r>
       <w:r>
         <w:br/>
@@ -716,7 +943,7 @@
     <w:p>
       <w:r>
         <w:pict w14:anchorId="68C197C4">
-          <v:rect id="_x0000_i2376" style="width:0;height:1.5pt" o:hralign="center" o:hrstd="t" o:hr="t" fillcolor="#a0a0a0" stroked="f"/>
+          <v:rect id="_x0000_i1034" style="width:0;height:1.5pt" o:hralign="center" o:hrstd="t" o:hr="t" fillcolor="#a0a0a0" stroked="f"/>
         </w:pict>
       </w:r>
     </w:p>
@@ -738,11 +965,27 @@
     <w:p>
       <w:r>
         <w:lastRenderedPageBreak/>
-        <w:t>@mcp.tool()</w:t>
-      </w:r>
-      <w:r>
-        <w:br/>
-        <w:t>def add(a, b):</w:t>
+        <w:t>@</w:t>
+      </w:r>
+      <w:proofErr w:type="gramStart"/>
+      <w:r>
+        <w:t>mcp.tool</w:t>
+      </w:r>
+      <w:proofErr w:type="gramEnd"/>
+      <w:r>
+        <w:t>()</w:t>
+      </w:r>
+      <w:r>
+        <w:br/>
+        <w:t xml:space="preserve">def </w:t>
+      </w:r>
+      <w:proofErr w:type="gramStart"/>
+      <w:r>
+        <w:t>add(</w:t>
+      </w:r>
+      <w:proofErr w:type="gramEnd"/>
+      <w:r>
+        <w:t>a, b):</w:t>
       </w:r>
       <w:r>
         <w:br/>
@@ -751,12 +994,28 @@
     </w:p>
     <w:p>
       <w:r>
-        <w:t>Now FastMCP knows:</w:t>
-      </w:r>
-    </w:p>
-    <w:p>
-      <w:r>
-        <w:t>Register add() as an MCP Tool</w:t>
+        <w:t xml:space="preserve">Now </w:t>
+      </w:r>
+      <w:proofErr w:type="spellStart"/>
+      <w:r>
+        <w:t>FastMCP</w:t>
+      </w:r>
+      <w:proofErr w:type="spellEnd"/>
+      <w:r>
+        <w:t xml:space="preserve"> knows:</w:t>
+      </w:r>
+    </w:p>
+    <w:p>
+      <w:r>
+        <w:t xml:space="preserve">Register </w:t>
+      </w:r>
+      <w:proofErr w:type="gramStart"/>
+      <w:r>
+        <w:t>add(</w:t>
+      </w:r>
+      <w:proofErr w:type="gramEnd"/>
+      <w:r>
+        <w:t>) as an MCP Tool</w:t>
       </w:r>
     </w:p>
     <w:p>
@@ -780,7 +1039,7 @@
     <w:p>
       <w:r>
         <w:pict w14:anchorId="65E82234">
-          <v:rect id="_x0000_i2377" style="width:0;height:1.5pt" o:hralign="center" o:hrstd="t" o:hr="t" fillcolor="#a0a0a0" stroked="f"/>
+          <v:rect id="_x0000_i1035" style="width:0;height:1.5pt" o:hralign="center" o:hrstd="t" o:hr="t" fillcolor="#a0a0a0" stroked="f"/>
         </w:pict>
       </w:r>
     </w:p>
@@ -790,8 +1049,18 @@
       </w:r>
     </w:p>
     <w:p>
-      <w:r>
-        <w:t>mcp.register_tool(add)</w:t>
+      <w:proofErr w:type="spellStart"/>
+      <w:proofErr w:type="gramStart"/>
+      <w:r>
+        <w:t>mcp.register</w:t>
+      </w:r>
+      <w:proofErr w:type="gramEnd"/>
+      <w:r>
+        <w:t>_tool</w:t>
+      </w:r>
+      <w:proofErr w:type="spellEnd"/>
+      <w:r>
+        <w:t>(add)</w:t>
       </w:r>
     </w:p>
     <w:p>
@@ -802,7 +1071,7 @@
     <w:p>
       <w:r>
         <w:pict w14:anchorId="1575033A">
-          <v:rect id="_x0000_i2378" style="width:0;height:1.5pt" o:hralign="center" o:hrstd="t" o:hr="t" fillcolor="#a0a0a0" stroked="f"/>
+          <v:rect id="_x0000_i1036" style="width:0;height:1.5pt" o:hralign="center" o:hrstd="t" o:hr="t" fillcolor="#a0a0a0" stroked="f"/>
         </w:pict>
       </w:r>
     </w:p>
@@ -823,7 +1092,15 @@
     </w:p>
     <w:p>
       <w:r>
-        <w:t>def add(a: int, b: int) -&gt; int:</w:t>
+        <w:t xml:space="preserve">def </w:t>
+      </w:r>
+      <w:proofErr w:type="gramStart"/>
+      <w:r>
+        <w:t>add(</w:t>
+      </w:r>
+      <w:proofErr w:type="gramEnd"/>
+      <w:r>
+        <w:t>a: int, b: int) -&gt; int:</w:t>
       </w:r>
     </w:p>
     <w:p>
@@ -882,7 +1159,7 @@
     <w:p>
       <w:r>
         <w:pict w14:anchorId="450995D9">
-          <v:rect id="_x0000_i2379" style="width:0;height:1.5pt" o:hralign="center" o:hrstd="t" o:hr="t" fillcolor="#a0a0a0" stroked="f"/>
+          <v:rect id="_x0000_i1037" style="width:0;height:1.5pt" o:hralign="center" o:hrstd="t" o:hr="t" fillcolor="#a0a0a0" stroked="f"/>
         </w:pict>
       </w:r>
     </w:p>
@@ -893,8 +1170,13 @@
       </w:r>
     </w:p>
     <w:p>
-      <w:r>
-        <w:t>add(10,20)</w:t>
+      <w:proofErr w:type="gramStart"/>
+      <w:r>
+        <w:t>add(</w:t>
+      </w:r>
+      <w:proofErr w:type="gramEnd"/>
+      <w:r>
+        <w:t>10,20)</w:t>
       </w:r>
     </w:p>
     <w:p>
@@ -910,7 +1192,7 @@
     <w:p>
       <w:r>
         <w:pict w14:anchorId="1BC66E24">
-          <v:rect id="_x0000_i2380" style="width:0;height:1.5pt" o:hralign="center" o:hrstd="t" o:hr="t" fillcolor="#a0a0a0" stroked="f"/>
+          <v:rect id="_x0000_i1038" style="width:0;height:1.5pt" o:hralign="center" o:hrstd="t" o:hr="t" fillcolor="#a0a0a0" stroked="f"/>
         </w:pict>
       </w:r>
     </w:p>
@@ -931,7 +1213,15 @@
     </w:p>
     <w:p>
       <w:r>
-        <w:t>"""Add two numbers"""</w:t>
+        <w:t xml:space="preserve">"""Add two </w:t>
+      </w:r>
+      <w:proofErr w:type="gramStart"/>
+      <w:r>
+        <w:t>numbers""</w:t>
+      </w:r>
+      <w:proofErr w:type="gramEnd"/>
+      <w:r>
+        <w:t>"</w:t>
       </w:r>
     </w:p>
     <w:p>
@@ -952,7 +1242,7 @@
     <w:p>
       <w:r>
         <w:pict w14:anchorId="267C196C">
-          <v:rect id="_x0000_i2381" style="width:0;height:1.5pt" o:hralign="center" o:hrstd="t" o:hr="t" fillcolor="#a0a0a0" stroked="f"/>
+          <v:rect id="_x0000_i1039" style="width:0;height:1.5pt" o:hralign="center" o:hrstd="t" o:hr="t" fillcolor="#a0a0a0" stroked="f"/>
         </w:pict>
       </w:r>
     </w:p>
@@ -973,7 +1263,28 @@
     </w:p>
     <w:p>
       <w:r>
-        <w:t>await session.list_tools()</w:t>
+        <w:t xml:space="preserve">await </w:t>
+      </w:r>
+      <w:proofErr w:type="spellStart"/>
+      <w:proofErr w:type="gramStart"/>
+      <w:r>
+        <w:t>session.list</w:t>
+      </w:r>
+      <w:proofErr w:type="gramEnd"/>
+      <w:r>
+        <w:t>_</w:t>
+      </w:r>
+      <w:proofErr w:type="gramStart"/>
+      <w:r>
+        <w:t>tools</w:t>
+      </w:r>
+      <w:proofErr w:type="spellEnd"/>
+      <w:r>
+        <w:t>(</w:t>
+      </w:r>
+      <w:proofErr w:type="gramEnd"/>
+      <w:r>
+        <w:t>)</w:t>
       </w:r>
     </w:p>
     <w:p>
@@ -987,11 +1298,27 @@
       </w:r>
       <w:r>
         <w:br/>
-        <w:t xml:space="preserve">  "name":"add",</w:t>
-      </w:r>
-      <w:r>
-        <w:br/>
-        <w:t xml:space="preserve">  "description":"Add two numbers"</w:t>
+        <w:t xml:space="preserve">  "</w:t>
+      </w:r>
+      <w:proofErr w:type="spellStart"/>
+      <w:r>
+        <w:t>name":"add</w:t>
+      </w:r>
+      <w:proofErr w:type="spellEnd"/>
+      <w:r>
+        <w:t>",</w:t>
+      </w:r>
+      <w:r>
+        <w:br/>
+        <w:t xml:space="preserve">  "</w:t>
+      </w:r>
+      <w:proofErr w:type="spellStart"/>
+      <w:r>
+        <w:t>description":"Add</w:t>
+      </w:r>
+      <w:proofErr w:type="spellEnd"/>
+      <w:r>
+        <w:t xml:space="preserve"> two numbers"</w:t>
       </w:r>
       <w:r>
         <w:br/>
@@ -1001,7 +1328,7 @@
     <w:p>
       <w:r>
         <w:pict w14:anchorId="01E7FC82">
-          <v:rect id="_x0000_i2382" style="width:0;height:1.5pt" o:hralign="center" o:hrstd="t" o:hr="t" fillcolor="#a0a0a0" stroked="f"/>
+          <v:rect id="_x0000_i1040" style="width:0;height:1.5pt" o:hralign="center" o:hrstd="t" o:hr="t" fillcolor="#a0a0a0" stroked="f"/>
         </w:pict>
       </w:r>
     </w:p>
@@ -1022,7 +1349,7 @@
     <w:p>
       <w:r>
         <w:pict w14:anchorId="3BCECA83">
-          <v:rect id="_x0000_i2383" style="width:0;height:1.5pt" o:hralign="center" o:hrstd="t" o:hr="t" fillcolor="#a0a0a0" stroked="f"/>
+          <v:rect id="_x0000_i1041" style="width:0;height:1.5pt" o:hralign="center" o:hrstd="t" o:hr="t" fillcolor="#a0a0a0" stroked="f"/>
         </w:pict>
       </w:r>
     </w:p>
@@ -1089,7 +1416,7 @@
     <w:p>
       <w:r>
         <w:pict w14:anchorId="073BE1C8">
-          <v:rect id="_x0000_i2384" style="width:0;height:1.5pt" o:hralign="center" o:hrstd="t" o:hr="t" fillcolor="#a0a0a0" stroked="f"/>
+          <v:rect id="_x0000_i1042" style="width:0;height:1.5pt" o:hralign="center" o:hrstd="t" o:hr="t" fillcolor="#a0a0a0" stroked="f"/>
         </w:pict>
       </w:r>
     </w:p>
@@ -1121,7 +1448,7 @@
     <w:p>
       <w:r>
         <w:pict w14:anchorId="1F516623">
-          <v:rect id="_x0000_i2385" style="width:0;height:1.5pt" o:hralign="center" o:hrstd="t" o:hr="t" fillcolor="#a0a0a0" stroked="f"/>
+          <v:rect id="_x0000_i1043" style="width:0;height:1.5pt" o:hralign="center" o:hrstd="t" o:hr="t" fillcolor="#a0a0a0" stroked="f"/>
         </w:pict>
       </w:r>
     </w:p>
@@ -1173,7 +1500,7 @@
     <w:p>
       <w:r>
         <w:pict w14:anchorId="10C81433">
-          <v:rect id="_x0000_i2386" style="width:0;height:1.5pt" o:hralign="center" o:hrstd="t" o:hr="t" fillcolor="#a0a0a0" stroked="f"/>
+          <v:rect id="_x0000_i1044" style="width:0;height:1.5pt" o:hralign="center" o:hrstd="t" o:hr="t" fillcolor="#a0a0a0" stroked="f"/>
         </w:pict>
       </w:r>
     </w:p>
@@ -1210,7 +1537,7 @@
     <w:p>
       <w:r>
         <w:pict w14:anchorId="66BBA6F1">
-          <v:rect id="_x0000_i2387" style="width:0;height:1.5pt" o:hralign="center" o:hrstd="t" o:hr="t" fillcolor="#a0a0a0" stroked="f"/>
+          <v:rect id="_x0000_i1045" style="width:0;height:1.5pt" o:hralign="center" o:hrstd="t" o:hr="t" fillcolor="#a0a0a0" stroked="f"/>
         </w:pict>
       </w:r>
     </w:p>
@@ -1221,8 +1548,18 @@
       </w:r>
     </w:p>
     <w:p>
-      <w:r>
-        <w:t>mcp.run()</w:t>
+      <w:proofErr w:type="spellStart"/>
+      <w:proofErr w:type="gramStart"/>
+      <w:r>
+        <w:t>mcp.run</w:t>
+      </w:r>
+      <w:proofErr w:type="spellEnd"/>
+      <w:r>
+        <w:t>(</w:t>
+      </w:r>
+      <w:proofErr w:type="gramEnd"/>
+      <w:r>
+        <w:t>)</w:t>
       </w:r>
     </w:p>
     <w:p>
@@ -1233,7 +1570,7 @@
     <w:p>
       <w:r>
         <w:pict w14:anchorId="48005127">
-          <v:rect id="_x0000_i2388" style="width:0;height:1.5pt" o:hralign="center" o:hrstd="t" o:hr="t" fillcolor="#a0a0a0" stroked="f"/>
+          <v:rect id="_x0000_i1046" style="width:0;height:1.5pt" o:hralign="center" o:hrstd="t" o:hr="t" fillcolor="#a0a0a0" stroked="f"/>
         </w:pict>
       </w:r>
     </w:p>
@@ -1253,19 +1590,34 @@
       </w:r>
     </w:p>
     <w:p>
-      <w:r>
-        <w:t>mcp.run()</w:t>
-      </w:r>
-    </w:p>
-    <w:p>
-      <w:r>
-        <w:t>Starts the MCP server.</w:t>
+      <w:proofErr w:type="spellStart"/>
+      <w:proofErr w:type="gramStart"/>
+      <w:r>
+        <w:t>mcp.run</w:t>
+      </w:r>
+      <w:proofErr w:type="spellEnd"/>
+      <w:r>
+        <w:t>(</w:t>
+      </w:r>
+      <w:proofErr w:type="gramEnd"/>
+      <w:r>
+        <w:t>)</w:t>
+      </w:r>
+    </w:p>
+    <w:p>
+      <w:proofErr w:type="gramStart"/>
+      <w:r>
+        <w:t>Starts</w:t>
+      </w:r>
+      <w:proofErr w:type="gramEnd"/>
+      <w:r>
+        <w:t xml:space="preserve"> the MCP server.</w:t>
       </w:r>
     </w:p>
     <w:p>
       <w:r>
         <w:pict w14:anchorId="4F362AB2">
-          <v:rect id="_x0000_i2389" style="width:0;height:1.5pt" o:hralign="center" o:hrstd="t" o:hr="t" fillcolor="#a0a0a0" stroked="f"/>
+          <v:rect id="_x0000_i1047" style="width:0;height:1.5pt" o:hralign="center" o:hrstd="t" o:hr="t" fillcolor="#a0a0a0" stroked="f"/>
         </w:pict>
       </w:r>
     </w:p>
@@ -1296,7 +1648,15 @@
     </w:p>
     <w:p>
       <w:r>
-        <w:t>@mcp.tool()</w:t>
+        <w:t>@</w:t>
+      </w:r>
+      <w:proofErr w:type="gramStart"/>
+      <w:r>
+        <w:t>mcp.tool</w:t>
+      </w:r>
+      <w:proofErr w:type="gramEnd"/>
+      <w:r>
+        <w:t>()</w:t>
       </w:r>
       <w:r>
         <w:br/>
@@ -1311,7 +1671,7 @@
     <w:p>
       <w:r>
         <w:pict w14:anchorId="6C10CD39">
-          <v:rect id="_x0000_i2390" style="width:0;height:1.5pt" o:hralign="center" o:hrstd="t" o:hr="t" fillcolor="#a0a0a0" stroked="f"/>
+          <v:rect id="_x0000_i1048" style="width:0;height:1.5pt" o:hralign="center" o:hrstd="t" o:hr="t" fillcolor="#a0a0a0" stroked="f"/>
         </w:pict>
       </w:r>
     </w:p>
@@ -1332,7 +1692,15 @@
     </w:p>
     <w:p>
       <w:r>
-        <w:t>Listens for requests from:</w:t>
+        <w:t xml:space="preserve">Listens </w:t>
+      </w:r>
+      <w:proofErr w:type="gramStart"/>
+      <w:r>
+        <w:t>for</w:t>
+      </w:r>
+      <w:proofErr w:type="gramEnd"/>
+      <w:r>
+        <w:t xml:space="preserve"> requests from:</w:t>
       </w:r>
     </w:p>
     <w:p>
@@ -1343,7 +1711,7 @@
     <w:p>
       <w:r>
         <w:pict w14:anchorId="5B9DE663">
-          <v:rect id="_x0000_i2391" style="width:0;height:1.5pt" o:hralign="center" o:hrstd="t" o:hr="t" fillcolor="#a0a0a0" stroked="f"/>
+          <v:rect id="_x0000_i1049" style="width:0;height:1.5pt" o:hralign="center" o:hrstd="t" o:hr="t" fillcolor="#a0a0a0" stroked="f"/>
         </w:pict>
       </w:r>
     </w:p>
@@ -1373,13 +1741,29 @@
       </w:r>
       <w:r>
         <w:br/>
-        <w:t xml:space="preserve">    wait_for_request()</w:t>
+        <w:t xml:space="preserve">    </w:t>
+      </w:r>
+      <w:proofErr w:type="spellStart"/>
+      <w:r>
+        <w:t>wait_for_</w:t>
+      </w:r>
+      <w:proofErr w:type="gramStart"/>
+      <w:r>
+        <w:t>request</w:t>
+      </w:r>
+      <w:proofErr w:type="spellEnd"/>
+      <w:r>
+        <w:t>(</w:t>
+      </w:r>
+      <w:proofErr w:type="gramEnd"/>
+      <w:r>
+        <w:t>)</w:t>
       </w:r>
     </w:p>
     <w:p>
       <w:r>
         <w:pict w14:anchorId="539C4658">
-          <v:rect id="_x0000_i2392" style="width:0;height:1.5pt" o:hralign="center" o:hrstd="t" o:hr="t" fillcolor="#a0a0a0" stroked="f"/>
+          <v:rect id="_x0000_i1050" style="width:0;height:1.5pt" o:hralign="center" o:hrstd="t" o:hr="t" fillcolor="#a0a0a0" stroked="f"/>
         </w:pict>
       </w:r>
     </w:p>
@@ -1410,12 +1794,25 @@
       </w:r>
       <w:r>
         <w:br/>
-        <w:t xml:space="preserve">  "tool":"add",</w:t>
-      </w:r>
-      <w:r>
-        <w:br/>
-        <w:t xml:space="preserve">  "arguments":{</w:t>
-      </w:r>
+        <w:t xml:space="preserve">  "</w:t>
+      </w:r>
+      <w:proofErr w:type="spellStart"/>
+      <w:r>
+        <w:t>tool":"add</w:t>
+      </w:r>
+      <w:proofErr w:type="spellEnd"/>
+      <w:r>
+        <w:t>",</w:t>
+      </w:r>
+      <w:r>
+        <w:br/>
+        <w:t xml:space="preserve">  "arguments</w:t>
+      </w:r>
+      <w:proofErr w:type="gramStart"/>
+      <w:r>
+        <w:t>":{</w:t>
+      </w:r>
+      <w:proofErr w:type="gramEnd"/>
       <w:r>
         <w:br/>
         <w:t xml:space="preserve">      "a":10,</w:t>
@@ -1439,8 +1836,13 @@
       </w:r>
     </w:p>
     <w:p>
-      <w:r>
-        <w:t>add(10,20)</w:t>
+      <w:proofErr w:type="gramStart"/>
+      <w:r>
+        <w:t>add(</w:t>
+      </w:r>
+      <w:proofErr w:type="gramEnd"/>
+      <w:r>
+        <w:t>10,20)</w:t>
       </w:r>
     </w:p>
     <w:p>
@@ -1456,7 +1858,7 @@
     <w:p>
       <w:r>
         <w:pict w14:anchorId="2D438AC4">
-          <v:rect id="_x0000_i2393" style="width:0;height:1.5pt" o:hralign="center" o:hrstd="t" o:hr="t" fillcolor="#a0a0a0" stroked="f"/>
+          <v:rect id="_x0000_i1051" style="width:0;height:1.5pt" o:hralign="center" o:hrstd="t" o:hr="t" fillcolor="#a0a0a0" stroked="f"/>
         </w:pict>
       </w:r>
     </w:p>
@@ -1504,7 +1906,15 @@
       </w:r>
       <w:r>
         <w:br/>
-        <w:t>Create FastMCP("Calculator")</w:t>
+        <w:t xml:space="preserve">Create </w:t>
+      </w:r>
+      <w:proofErr w:type="spellStart"/>
+      <w:r>
+        <w:t>FastMCP</w:t>
+      </w:r>
+      <w:proofErr w:type="spellEnd"/>
+      <w:r>
+        <w:t>("Calculator")</w:t>
       </w:r>
       <w:r>
         <w:br/>
@@ -1528,7 +1938,19 @@
       </w:r>
       <w:r>
         <w:br/>
-        <w:t>mcp.run()</w:t>
+      </w:r>
+      <w:proofErr w:type="spellStart"/>
+      <w:proofErr w:type="gramStart"/>
+      <w:r>
+        <w:t>mcp.run</w:t>
+      </w:r>
+      <w:proofErr w:type="spellEnd"/>
+      <w:r>
+        <w:t>(</w:t>
+      </w:r>
+      <w:proofErr w:type="gramEnd"/>
+      <w:r>
+        <w:t>)</w:t>
       </w:r>
       <w:r>
         <w:br/>
@@ -1540,13 +1962,21 @@
       </w:r>
       <w:r>
         <w:br/>
-        <w:t>Wait For Client Requests</w:t>
+        <w:t xml:space="preserve">Wait </w:t>
+      </w:r>
+      <w:proofErr w:type="gramStart"/>
+      <w:r>
+        <w:t>For</w:t>
+      </w:r>
+      <w:proofErr w:type="gramEnd"/>
+      <w:r>
+        <w:t xml:space="preserve"> Client Requests</w:t>
       </w:r>
     </w:p>
     <w:p>
       <w:r>
         <w:pict w14:anchorId="132F5128">
-          <v:rect id="_x0000_i2394" style="width:0;height:1.5pt" o:hralign="center" o:hrstd="t" o:hr="t" fillcolor="#a0a0a0" stroked="f"/>
+          <v:rect id="_x0000_i1052" style="width:0;height:1.5pt" o:hralign="center" o:hrstd="t" o:hr="t" fillcolor="#a0a0a0" stroked="f"/>
         </w:pict>
       </w:r>
     </w:p>
@@ -1583,16 +2013,39 @@
     <w:p>
       <w:r>
         <w:lastRenderedPageBreak/>
-        <w:t>await session.call_tool(</w:t>
-      </w:r>
+        <w:t xml:space="preserve">await </w:t>
+      </w:r>
+      <w:proofErr w:type="spellStart"/>
+      <w:proofErr w:type="gramStart"/>
+      <w:r>
+        <w:t>session.call</w:t>
+      </w:r>
+      <w:proofErr w:type="gramEnd"/>
+      <w:r>
+        <w:t>_</w:t>
+      </w:r>
+      <w:proofErr w:type="gramStart"/>
+      <w:r>
+        <w:t>tool</w:t>
+      </w:r>
+      <w:proofErr w:type="spellEnd"/>
+      <w:r>
+        <w:t>(</w:t>
+      </w:r>
+      <w:proofErr w:type="gramEnd"/>
       <w:r>
         <w:br/>
         <w:t xml:space="preserve">    "add",</w:t>
       </w:r>
       <w:r>
         <w:br/>
-        <w:t xml:space="preserve">    {</w:t>
-      </w:r>
+        <w:t xml:space="preserve"> </w:t>
+      </w:r>
+      <w:proofErr w:type="gramStart"/>
+      <w:r>
+        <w:t xml:space="preserve">   {</w:t>
+      </w:r>
+      <w:proofErr w:type="gramEnd"/>
       <w:r>
         <w:br/>
         <w:t xml:space="preserve">        "a":10,</w:t>
@@ -1603,8 +2056,13 @@
       </w:r>
       <w:r>
         <w:br/>
-        <w:t xml:space="preserve">    }</w:t>
-      </w:r>
+        <w:t xml:space="preserve">  </w:t>
+      </w:r>
+      <w:proofErr w:type="gramStart"/>
+      <w:r>
+        <w:t xml:space="preserve">  }</w:t>
+      </w:r>
+      <w:proofErr w:type="gramEnd"/>
       <w:r>
         <w:br/>
         <w:t>)</w:t>
@@ -1617,13 +2075,21 @@
     </w:p>
     <w:p>
       <w:r>
-        <w:t>Call tool add</w:t>
+        <w:t xml:space="preserve">Call </w:t>
+      </w:r>
+      <w:proofErr w:type="gramStart"/>
+      <w:r>
+        <w:t>tool</w:t>
+      </w:r>
+      <w:proofErr w:type="gramEnd"/>
+      <w:r>
+        <w:t xml:space="preserve"> add</w:t>
       </w:r>
     </w:p>
     <w:p>
       <w:r>
         <w:pict w14:anchorId="194917BE">
-          <v:rect id="_x0000_i2395" style="width:0;height:1.5pt" o:hralign="center" o:hrstd="t" o:hr="t" fillcolor="#a0a0a0" stroked="f"/>
+          <v:rect id="_x0000_i1053" style="width:0;height:1.5pt" o:hralign="center" o:hrstd="t" o:hr="t" fillcolor="#a0a0a0" stroked="f"/>
         </w:pict>
       </w:r>
     </w:p>
@@ -1661,8 +2127,13 @@
       </w:r>
     </w:p>
     <w:p>
-      <w:r>
-        <w:t>Executes:</w:t>
+      <w:proofErr w:type="gramStart"/>
+      <w:r>
+        <w:t>Executes</w:t>
+      </w:r>
+      <w:proofErr w:type="gramEnd"/>
+      <w:r>
+        <w:t>:</w:t>
       </w:r>
     </w:p>
     <w:p>
@@ -1673,7 +2144,7 @@
     <w:p>
       <w:r>
         <w:pict w14:anchorId="24208DF2">
-          <v:rect id="_x0000_i2396" style="width:0;height:1.5pt" o:hralign="center" o:hrstd="t" o:hr="t" fillcolor="#a0a0a0" stroked="f"/>
+          <v:rect id="_x0000_i1054" style="width:0;height:1.5pt" o:hralign="center" o:hrstd="t" o:hr="t" fillcolor="#a0a0a0" stroked="f"/>
         </w:pict>
       </w:r>
     </w:p>
@@ -1690,7 +2161,7 @@
     <w:p>
       <w:r>
         <w:pict w14:anchorId="0FF2400E">
-          <v:rect id="_x0000_i2397" style="width:0;height:1.5pt" o:hralign="center" o:hrstd="t" o:hr="t" fillcolor="#a0a0a0" stroked="f"/>
+          <v:rect id="_x0000_i1055" style="width:0;height:1.5pt" o:hralign="center" o:hrstd="t" o:hr="t" fillcolor="#a0a0a0" stroked="f"/>
         </w:pict>
       </w:r>
     </w:p>
@@ -1757,7 +2228,15 @@
       </w:r>
       <w:r>
         <w:lastRenderedPageBreak/>
-        <w:t xml:space="preserve">    | call_tool("add")</w:t>
+        <w:t xml:space="preserve">    | </w:t>
+      </w:r>
+      <w:proofErr w:type="spellStart"/>
+      <w:r>
+        <w:t>call_tool</w:t>
+      </w:r>
+      <w:proofErr w:type="spellEnd"/>
+      <w:r>
+        <w:t>("add")</w:t>
       </w:r>
       <w:r>
         <w:br/>
@@ -1796,12 +2275,25 @@
       </w:r>
       <w:r>
         <w:br/>
-        <w:t>def add(a,b):</w:t>
-      </w:r>
-      <w:r>
-        <w:br/>
-        <w:t xml:space="preserve">    return a+b</w:t>
-      </w:r>
+        <w:t>def add(</w:t>
+      </w:r>
+      <w:proofErr w:type="spellStart"/>
+      <w:r>
+        <w:t>a,b</w:t>
+      </w:r>
+      <w:proofErr w:type="spellEnd"/>
+      <w:r>
+        <w:t>):</w:t>
+      </w:r>
+      <w:r>
+        <w:br/>
+        <w:t xml:space="preserve">    return </w:t>
+      </w:r>
+      <w:proofErr w:type="spellStart"/>
+      <w:r>
+        <w:t>a+b</w:t>
+      </w:r>
+      <w:proofErr w:type="spellEnd"/>
       <w:r>
         <w:br/>
       </w:r>
@@ -1848,7 +2340,7 @@
     <w:p>
       <w:r>
         <w:pict w14:anchorId="1140FB9A">
-          <v:rect id="_x0000_i1059" style="width:0;height:1.5pt" o:hralign="center" o:hrstd="t" o:hr="t" fillcolor="#a0a0a0" stroked="f"/>
+          <v:rect id="_x0000_i1056" style="width:0;height:1.5pt" o:hralign="center" o:hrstd="t" o:hr="t" fillcolor="#a0a0a0" stroked="f"/>
         </w:pict>
       </w:r>
     </w:p>
@@ -1895,6 +2387,9 @@
         </w:rPr>
       </w:pPr>
       <w:r>
+        <w:rPr>
+          <w:noProof/>
+        </w:rPr>
         <w:lastRenderedPageBreak/>
         <w:drawing>
           <wp:inline distT="0" distB="0" distL="0" distR="0" wp14:anchorId="2E8470F5" wp14:editId="291B2C03">
@@ -1944,6 +2439,7 @@
         <w:rPr>
           <w:b/>
           <w:bCs/>
+          <w:noProof/>
         </w:rPr>
         <w:drawing>
           <wp:inline distT="0" distB="0" distL="0" distR="0" wp14:anchorId="4254B50A" wp14:editId="14B3BA21">
@@ -1985,6 +2481,7 @@
         <w:rPr>
           <w:b/>
           <w:bCs/>
+          <w:noProof/>
         </w:rPr>
         <w:drawing>
           <wp:inline distT="0" distB="0" distL="0" distR="0" wp14:anchorId="06799E97" wp14:editId="1731957A">
@@ -2055,13 +2552,23 @@
       </w:r>
     </w:p>
     <w:p>
-      <w:r>
-        <w:t>Execute:</w:t>
-      </w:r>
-    </w:p>
-    <w:p>
-      <w:r>
-        <w:t>uv run client.py</w:t>
+      <w:proofErr w:type="gramStart"/>
+      <w:r>
+        <w:t>Execute</w:t>
+      </w:r>
+      <w:proofErr w:type="gramEnd"/>
+      <w:r>
+        <w:t>:</w:t>
+      </w:r>
+    </w:p>
+    <w:p>
+      <w:proofErr w:type="spellStart"/>
+      <w:r>
+        <w:t>uv</w:t>
+      </w:r>
+      <w:proofErr w:type="spellEnd"/>
+      <w:r>
+        <w:t xml:space="preserve"> run client.py</w:t>
       </w:r>
     </w:p>
     <w:p>
@@ -2077,7 +2584,7 @@
     <w:p>
       <w:r>
         <w:pict w14:anchorId="4FF3E771">
-          <v:rect id="_x0000_i2161" style="width:0;height:1.5pt" o:hralign="center" o:hrstd="t" o:hr="t" fillcolor="#a0a0a0" stroked="f"/>
+          <v:rect id="_x0000_i1057" style="width:0;height:1.5pt" o:hralign="center" o:hrstd="t" o:hr="t" fillcolor="#a0a0a0" stroked="f"/>
         </w:pict>
       </w:r>
     </w:p>
@@ -2098,8 +2605,13 @@
     </w:p>
     <w:p>
       <w:r>
-        <w:t>import asyncio</w:t>
-      </w:r>
+        <w:t xml:space="preserve">import </w:t>
+      </w:r>
+      <w:proofErr w:type="spellStart"/>
+      <w:r>
+        <w:t>asyncio</w:t>
+      </w:r>
+      <w:proofErr w:type="spellEnd"/>
     </w:p>
     <w:p>
       <w:r>
@@ -2114,22 +2626,36 @@
     <w:p>
       <w:r>
         <w:pict w14:anchorId="5B02C50C">
-          <v:rect id="_x0000_i2162" style="width:0;height:1.5pt" o:hralign="center" o:hrstd="t" o:hr="t" fillcolor="#a0a0a0" stroked="f"/>
+          <v:rect id="_x0000_i1058" style="width:0;height:1.5pt" o:hralign="center" o:hrstd="t" o:hr="t" fillcolor="#a0a0a0" stroked="f"/>
         </w:pict>
       </w:r>
     </w:p>
     <w:p>
       <w:r>
-        <w:t>from mcp import ClientSession, StdioServerParameters</w:t>
-      </w:r>
-    </w:p>
-    <w:p>
-      <w:pPr>
-        <w:rPr>
-          <w:b/>
-          <w:bCs/>
-        </w:rPr>
-      </w:pPr>
+        <w:t xml:space="preserve">from </w:t>
+      </w:r>
+      <w:proofErr w:type="spellStart"/>
+      <w:r>
+        <w:t>mcp</w:t>
+      </w:r>
+      <w:proofErr w:type="spellEnd"/>
+      <w:r>
+        <w:t xml:space="preserve"> import ClientSession, </w:t>
+      </w:r>
+      <w:proofErr w:type="spellStart"/>
+      <w:r>
+        <w:t>StdioServerParameters</w:t>
+      </w:r>
+      <w:proofErr w:type="spellEnd"/>
+    </w:p>
+    <w:p>
+      <w:pPr>
+        <w:rPr>
+          <w:b/>
+          <w:bCs/>
+        </w:rPr>
+      </w:pPr>
+      <w:proofErr w:type="gramStart"/>
       <w:r>
         <w:rPr>
           <w:b/>
@@ -2137,6 +2663,7 @@
         </w:rPr>
         <w:t>ClientSession</w:t>
       </w:r>
+      <w:proofErr w:type="gramEnd"/>
     </w:p>
     <w:p>
       <w:r>
@@ -2195,7 +2722,7 @@
     <w:p>
       <w:r>
         <w:pict w14:anchorId="144E45E3">
-          <v:rect id="_x0000_i2163" style="width:0;height:1.5pt" o:hralign="center" o:hrstd="t" o:hr="t" fillcolor="#a0a0a0" stroked="f"/>
+          <v:rect id="_x0000_i1059" style="width:0;height:1.5pt" o:hralign="center" o:hrstd="t" o:hr="t" fillcolor="#a0a0a0" stroked="f"/>
         </w:pict>
       </w:r>
     </w:p>
@@ -2206,6 +2733,7 @@
           <w:bCs/>
         </w:rPr>
       </w:pPr>
+      <w:proofErr w:type="spellStart"/>
       <w:r>
         <w:rPr>
           <w:b/>
@@ -2213,6 +2741,7 @@
         </w:rPr>
         <w:t>StdioServerParameters</w:t>
       </w:r>
+      <w:proofErr w:type="spellEnd"/>
     </w:p>
     <w:p>
       <w:r>
@@ -2233,14 +2762,32 @@
     <w:p>
       <w:r>
         <w:pict w14:anchorId="19DBD7DB">
-          <v:rect id="_x0000_i2164" style="width:0;height:1.5pt" o:hralign="center" o:hrstd="t" o:hr="t" fillcolor="#a0a0a0" stroked="f"/>
+          <v:rect id="_x0000_i1060" style="width:0;height:1.5pt" o:hralign="center" o:hrstd="t" o:hr="t" fillcolor="#a0a0a0" stroked="f"/>
         </w:pict>
       </w:r>
     </w:p>
     <w:p>
       <w:r>
-        <w:t>from mcp.client.stdio import stdio_client</w:t>
-      </w:r>
+        <w:t xml:space="preserve">from </w:t>
+      </w:r>
+      <w:proofErr w:type="spellStart"/>
+      <w:proofErr w:type="gramStart"/>
+      <w:r>
+        <w:t>mcp.client</w:t>
+      </w:r>
+      <w:proofErr w:type="gramEnd"/>
+      <w:r>
+        <w:t>.stdio</w:t>
+      </w:r>
+      <w:proofErr w:type="spellEnd"/>
+      <w:r>
+        <w:t xml:space="preserve"> import </w:t>
+      </w:r>
+      <w:proofErr w:type="spellStart"/>
+      <w:r>
+        <w:t>stdio_client</w:t>
+      </w:r>
+      <w:proofErr w:type="spellEnd"/>
     </w:p>
     <w:p>
       <w:r>
@@ -2253,8 +2800,12 @@
       </w:r>
       <w:r>
         <w:br/>
+      </w:r>
+      <w:proofErr w:type="spellStart"/>
+      <w:r>
         <w:t>stdout</w:t>
       </w:r>
+      <w:proofErr w:type="spellEnd"/>
     </w:p>
     <w:p>
       <w:r>
@@ -2262,14 +2813,24 @@
       </w:r>
     </w:p>
     <w:p>
-      <w:r>
-        <w:t>client.py  &lt;-----&gt;  server.py</w:t>
-      </w:r>
+      <w:proofErr w:type="gramStart"/>
+      <w:r>
+        <w:t>client.py  &lt;</w:t>
+      </w:r>
+      <w:proofErr w:type="gramEnd"/>
+      <w:r>
+        <w:t>-----</w:t>
+      </w:r>
+      <w:proofErr w:type="gramStart"/>
+      <w:r>
+        <w:t>&gt;  server.py</w:t>
+      </w:r>
+      <w:proofErr w:type="gramEnd"/>
     </w:p>
     <w:p>
       <w:r>
         <w:pict w14:anchorId="21F49D7D">
-          <v:rect id="_x0000_i2165" style="width:0;height:1.5pt" o:hralign="center" o:hrstd="t" o:hr="t" fillcolor="#a0a0a0" stroked="f"/>
+          <v:rect id="_x0000_i1061" style="width:0;height:1.5pt" o:hralign="center" o:hrstd="t" o:hr="t" fillcolor="#a0a0a0" stroked="f"/>
         </w:pict>
       </w:r>
     </w:p>
@@ -2290,7 +2851,15 @@
     </w:p>
     <w:p>
       <w:r>
-        <w:t>async def main():</w:t>
+        <w:t xml:space="preserve">async def </w:t>
+      </w:r>
+      <w:proofErr w:type="gramStart"/>
+      <w:r>
+        <w:t>main(</w:t>
+      </w:r>
+      <w:proofErr w:type="gramEnd"/>
+      <w:r>
+        <w:t>):</w:t>
       </w:r>
     </w:p>
     <w:p>
@@ -2306,7 +2875,7 @@
     <w:p>
       <w:r>
         <w:pict w14:anchorId="404A8F57">
-          <v:rect id="_x0000_i2166" style="width:0;height:1.5pt" o:hralign="center" o:hrstd="t" o:hr="t" fillcolor="#a0a0a0" stroked="f"/>
+          <v:rect id="_x0000_i1062" style="width:0;height:1.5pt" o:hralign="center" o:hrstd="t" o:hr="t" fillcolor="#a0a0a0" stroked="f"/>
         </w:pict>
       </w:r>
     </w:p>
@@ -2326,16 +2895,39 @@
       </w:r>
     </w:p>
     <w:p>
-      <w:r>
-        <w:t>server_params = StdioServerParameters(</w:t>
-      </w:r>
+      <w:proofErr w:type="spellStart"/>
+      <w:r>
+        <w:t>server_params</w:t>
+      </w:r>
+      <w:proofErr w:type="spellEnd"/>
+      <w:r>
+        <w:t xml:space="preserve"> = </w:t>
+      </w:r>
+      <w:proofErr w:type="spellStart"/>
+      <w:proofErr w:type="gramStart"/>
+      <w:r>
+        <w:t>StdioServerParameters</w:t>
+      </w:r>
+      <w:proofErr w:type="spellEnd"/>
+      <w:r>
+        <w:t>(</w:t>
+      </w:r>
+      <w:proofErr w:type="gramEnd"/>
       <w:r>
         <w:br/>
         <w:t xml:space="preserve">    command="python",</w:t>
       </w:r>
       <w:r>
         <w:br/>
-        <w:t xml:space="preserve">    args=["server.py"]</w:t>
+        <w:t xml:space="preserve">    </w:t>
+      </w:r>
+      <w:proofErr w:type="spellStart"/>
+      <w:r>
+        <w:t>args</w:t>
+      </w:r>
+      <w:proofErr w:type="spellEnd"/>
+      <w:r>
+        <w:t>=["server.py"]</w:t>
       </w:r>
       <w:r>
         <w:br/>
@@ -2377,7 +2969,7 @@
     <w:p>
       <w:r>
         <w:pict w14:anchorId="0769C8A9">
-          <v:rect id="_x0000_i2167" style="width:0;height:1.5pt" o:hralign="center" o:hrstd="t" o:hr="t" fillcolor="#a0a0a0" stroked="f"/>
+          <v:rect id="_x0000_i1063" style="width:0;height:1.5pt" o:hralign="center" o:hrstd="t" o:hr="t" fillcolor="#a0a0a0" stroked="f"/>
         </w:pict>
       </w:r>
     </w:p>
@@ -2418,7 +3010,7 @@
     <w:p>
       <w:r>
         <w:pict w14:anchorId="0043BCE3">
-          <v:rect id="_x0000_i2168" style="width:0;height:1.5pt" o:hralign="center" o:hrstd="t" o:hr="t" fillcolor="#a0a0a0" stroked="f"/>
+          <v:rect id="_x0000_i1064" style="width:0;height:1.5pt" o:hralign="center" o:hrstd="t" o:hr="t" fillcolor="#a0a0a0" stroked="f"/>
         </w:pict>
       </w:r>
     </w:p>
@@ -2439,15 +3031,47 @@
     </w:p>
     <w:p>
       <w:r>
-        <w:t>async with stdio_client(server_params) as (</w:t>
-      </w:r>
-      <w:r>
-        <w:br/>
-        <w:t xml:space="preserve">    read_stream,</w:t>
-      </w:r>
-      <w:r>
-        <w:br/>
-        <w:t xml:space="preserve">    write_stream,</w:t>
+        <w:t xml:space="preserve">async with </w:t>
+      </w:r>
+      <w:proofErr w:type="spellStart"/>
+      <w:r>
+        <w:t>stdio_client</w:t>
+      </w:r>
+      <w:proofErr w:type="spellEnd"/>
+      <w:r>
+        <w:t>(</w:t>
+      </w:r>
+      <w:proofErr w:type="spellStart"/>
+      <w:r>
+        <w:t>server_params</w:t>
+      </w:r>
+      <w:proofErr w:type="spellEnd"/>
+      <w:r>
+        <w:t>) as (</w:t>
+      </w:r>
+      <w:r>
+        <w:br/>
+        <w:t xml:space="preserve">    </w:t>
+      </w:r>
+      <w:proofErr w:type="spellStart"/>
+      <w:r>
+        <w:t>read_stream</w:t>
+      </w:r>
+      <w:proofErr w:type="spellEnd"/>
+      <w:r>
+        <w:t>,</w:t>
+      </w:r>
+      <w:r>
+        <w:br/>
+        <w:t xml:space="preserve">    </w:t>
+      </w:r>
+      <w:proofErr w:type="spellStart"/>
+      <w:r>
+        <w:t>write_stream</w:t>
+      </w:r>
+      <w:proofErr w:type="spellEnd"/>
+      <w:r>
+        <w:t>,</w:t>
       </w:r>
       <w:r>
         <w:br/>
@@ -2462,7 +3086,7 @@
     <w:p>
       <w:r>
         <w:pict w14:anchorId="41B1FA80">
-          <v:rect id="_x0000_i2169" style="width:0;height:1.5pt" o:hralign="center" o:hrstd="t" o:hr="t" fillcolor="#a0a0a0" stroked="f"/>
+          <v:rect id="_x0000_i1065" style="width:0;height:1.5pt" o:hralign="center" o:hrstd="t" o:hr="t" fillcolor="#a0a0a0" stroked="f"/>
         </w:pict>
       </w:r>
     </w:p>
@@ -2473,6 +3097,7 @@
           <w:bCs/>
         </w:rPr>
       </w:pPr>
+      <w:proofErr w:type="spellStart"/>
       <w:r>
         <w:rPr>
           <w:b/>
@@ -2480,6 +3105,7 @@
         </w:rPr>
         <w:t>read_stream</w:t>
       </w:r>
+      <w:proofErr w:type="spellEnd"/>
     </w:p>
     <w:p>
       <w:r>
@@ -2494,7 +3120,7 @@
     <w:p>
       <w:r>
         <w:pict w14:anchorId="63E3D684">
-          <v:rect id="_x0000_i2170" style="width:0;height:1.5pt" o:hralign="center" o:hrstd="t" o:hr="t" fillcolor="#a0a0a0" stroked="f"/>
+          <v:rect id="_x0000_i1066" style="width:0;height:1.5pt" o:hralign="center" o:hrstd="t" o:hr="t" fillcolor="#a0a0a0" stroked="f"/>
         </w:pict>
       </w:r>
     </w:p>
@@ -2505,6 +3131,7 @@
           <w:bCs/>
         </w:rPr>
       </w:pPr>
+      <w:proofErr w:type="spellStart"/>
       <w:r>
         <w:rPr>
           <w:b/>
@@ -2512,6 +3139,7 @@
         </w:rPr>
         <w:t>write_stream</w:t>
       </w:r>
+      <w:proofErr w:type="spellEnd"/>
     </w:p>
     <w:p>
       <w:r>
@@ -2526,7 +3154,7 @@
     <w:p>
       <w:r>
         <w:pict w14:anchorId="36A98243">
-          <v:rect id="_x0000_i2171" style="width:0;height:1.5pt" o:hralign="center" o:hrstd="t" o:hr="t" fillcolor="#a0a0a0" stroked="f"/>
+          <v:rect id="_x0000_i1067" style="width:0;height:1.5pt" o:hralign="center" o:hrstd="t" o:hr="t" fillcolor="#a0a0a0" stroked="f"/>
         </w:pict>
       </w:r>
     </w:p>
@@ -2537,8 +3165,13 @@
     </w:p>
     <w:p>
       <w:r>
-        <w:t xml:space="preserve">                read_stream</w:t>
-      </w:r>
+        <w:t xml:space="preserve">                </w:t>
+      </w:r>
+      <w:proofErr w:type="spellStart"/>
+      <w:r>
+        <w:t>read_stream</w:t>
+      </w:r>
+      <w:proofErr w:type="spellEnd"/>
       <w:r>
         <w:br/>
         <w:t>Server --------------------&gt; Client</w:t>
@@ -2548,8 +3181,13 @@
       </w:r>
       <w:r>
         <w:br/>
-        <w:t xml:space="preserve">                write_stream</w:t>
-      </w:r>
+        <w:t xml:space="preserve">                </w:t>
+      </w:r>
+      <w:proofErr w:type="spellStart"/>
+      <w:r>
+        <w:t>write_stream</w:t>
+      </w:r>
+      <w:proofErr w:type="spellEnd"/>
       <w:r>
         <w:br/>
         <w:t>Client --------------------&gt; Server</w:t>
@@ -2558,7 +3196,7 @@
     <w:p>
       <w:r>
         <w:pict w14:anchorId="1FF704EE">
-          <v:rect id="_x0000_i2172" style="width:0;height:1.5pt" o:hralign="center" o:hrstd="t" o:hr="t" fillcolor="#a0a0a0" stroked="f"/>
+          <v:rect id="_x0000_i1068" style="width:0;height:1.5pt" o:hralign="center" o:hrstd="t" o:hr="t" fillcolor="#a0a0a0" stroked="f"/>
         </w:pict>
       </w:r>
     </w:p>
@@ -2580,15 +3218,36 @@
     <w:p>
       <w:r>
         <w:lastRenderedPageBreak/>
-        <w:t>async with ClientSession(</w:t>
-      </w:r>
-      <w:r>
-        <w:br/>
-        <w:t xml:space="preserve">    read_stream,</w:t>
-      </w:r>
-      <w:r>
-        <w:br/>
-        <w:t xml:space="preserve">    write_stream,</w:t>
+        <w:t xml:space="preserve">async with </w:t>
+      </w:r>
+      <w:proofErr w:type="gramStart"/>
+      <w:r>
+        <w:t>ClientSession(</w:t>
+      </w:r>
+      <w:proofErr w:type="gramEnd"/>
+      <w:r>
+        <w:br/>
+        <w:t xml:space="preserve">    </w:t>
+      </w:r>
+      <w:proofErr w:type="spellStart"/>
+      <w:r>
+        <w:t>read_stream</w:t>
+      </w:r>
+      <w:proofErr w:type="spellEnd"/>
+      <w:r>
+        <w:t>,</w:t>
+      </w:r>
+      <w:r>
+        <w:br/>
+        <w:t xml:space="preserve">    </w:t>
+      </w:r>
+      <w:proofErr w:type="spellStart"/>
+      <w:r>
+        <w:t>write_stream</w:t>
+      </w:r>
+      <w:proofErr w:type="spellEnd"/>
+      <w:r>
+        <w:t>,</w:t>
       </w:r>
       <w:r>
         <w:br/>
@@ -2634,7 +3293,7 @@
     <w:p>
       <w:r>
         <w:pict w14:anchorId="6284E7F7">
-          <v:rect id="_x0000_i2173" style="width:0;height:1.5pt" o:hralign="center" o:hrstd="t" o:hr="t" fillcolor="#a0a0a0" stroked="f"/>
+          <v:rect id="_x0000_i1069" style="width:0;height:1.5pt" o:hralign="center" o:hrstd="t" o:hr="t" fillcolor="#a0a0a0" stroked="f"/>
         </w:pict>
       </w:r>
     </w:p>
@@ -2655,7 +3314,17 @@
     </w:p>
     <w:p>
       <w:r>
-        <w:t>await session.initialize()</w:t>
+        <w:t xml:space="preserve">await </w:t>
+      </w:r>
+      <w:proofErr w:type="spellStart"/>
+      <w:proofErr w:type="gramStart"/>
+      <w:r>
+        <w:t>session.initialize</w:t>
+      </w:r>
+      <w:proofErr w:type="spellEnd"/>
+      <w:proofErr w:type="gramEnd"/>
+      <w:r>
+        <w:t>()</w:t>
       </w:r>
     </w:p>
     <w:p>
@@ -2671,7 +3340,7 @@
     <w:p>
       <w:r>
         <w:pict w14:anchorId="1FC3CFD7">
-          <v:rect id="_x0000_i2174" style="width:0;height:1.5pt" o:hralign="center" o:hrstd="t" o:hr="t" fillcolor="#a0a0a0" stroked="f"/>
+          <v:rect id="_x0000_i1070" style="width:0;height:1.5pt" o:hralign="center" o:hrstd="t" o:hr="t" fillcolor="#a0a0a0" stroked="f"/>
         </w:pict>
       </w:r>
     </w:p>
@@ -2736,8 +3405,26 @@
       </w:r>
     </w:p>
     <w:p>
-      <w:r>
-        <w:t>session.list_tools()</w:t>
+      <w:proofErr w:type="spellStart"/>
+      <w:proofErr w:type="gramStart"/>
+      <w:r>
+        <w:t>session.list</w:t>
+      </w:r>
+      <w:proofErr w:type="gramEnd"/>
+      <w:r>
+        <w:t>_</w:t>
+      </w:r>
+      <w:proofErr w:type="gramStart"/>
+      <w:r>
+        <w:t>tools</w:t>
+      </w:r>
+      <w:proofErr w:type="spellEnd"/>
+      <w:r>
+        <w:t>(</w:t>
+      </w:r>
+      <w:proofErr w:type="gramEnd"/>
+      <w:r>
+        <w:t>)</w:t>
       </w:r>
     </w:p>
     <w:p>
@@ -2749,7 +3436,7 @@
       <w:r>
         <w:lastRenderedPageBreak/>
         <w:pict w14:anchorId="36092E2B">
-          <v:rect id="_x0000_i2175" style="width:0;height:1.5pt" o:hralign="center" o:hrstd="t" o:hr="t" fillcolor="#a0a0a0" stroked="f"/>
+          <v:rect id="_x0000_i1071" style="width:0;height:1.5pt" o:hralign="center" o:hrstd="t" o:hr="t" fillcolor="#a0a0a0" stroked="f"/>
         </w:pict>
       </w:r>
     </w:p>
@@ -2770,7 +3457,28 @@
     </w:p>
     <w:p>
       <w:r>
-        <w:t>tools = await session.list_tools()</w:t>
+        <w:t xml:space="preserve">tools = await </w:t>
+      </w:r>
+      <w:proofErr w:type="spellStart"/>
+      <w:proofErr w:type="gramStart"/>
+      <w:r>
+        <w:t>session.list</w:t>
+      </w:r>
+      <w:proofErr w:type="gramEnd"/>
+      <w:r>
+        <w:t>_</w:t>
+      </w:r>
+      <w:proofErr w:type="gramStart"/>
+      <w:r>
+        <w:t>tools</w:t>
+      </w:r>
+      <w:proofErr w:type="spellEnd"/>
+      <w:r>
+        <w:t>(</w:t>
+      </w:r>
+      <w:proofErr w:type="gramEnd"/>
+      <w:r>
+        <w:t>)</w:t>
       </w:r>
     </w:p>
     <w:p>
@@ -2779,8 +3487,13 @@
       </w:r>
     </w:p>
     <w:p>
-      <w:r>
-        <w:t>List all tools available</w:t>
+      <w:proofErr w:type="gramStart"/>
+      <w:r>
+        <w:t>List</w:t>
+      </w:r>
+      <w:proofErr w:type="gramEnd"/>
+      <w:r>
+        <w:t xml:space="preserve"> all tools available</w:t>
       </w:r>
     </w:p>
     <w:p>
@@ -2791,7 +3504,7 @@
     <w:p>
       <w:r>
         <w:pict w14:anchorId="193CF0E7">
-          <v:rect id="_x0000_i2176" style="width:0;height:1.5pt" o:hralign="center" o:hrstd="t" o:hr="t" fillcolor="#a0a0a0" stroked="f"/>
+          <v:rect id="_x0000_i1072" style="width:0;height:1.5pt" o:hralign="center" o:hrstd="t" o:hr="t" fillcolor="#a0a0a0" stroked="f"/>
         </w:pict>
       </w:r>
     </w:p>
@@ -2802,11 +3515,27 @@
     </w:p>
     <w:p>
       <w:r>
-        <w:t>@mcp.tool()</w:t>
-      </w:r>
-      <w:r>
-        <w:br/>
-        <w:t>def add(a: int, b: int):</w:t>
+        <w:t>@</w:t>
+      </w:r>
+      <w:proofErr w:type="gramStart"/>
+      <w:r>
+        <w:t>mcp.tool</w:t>
+      </w:r>
+      <w:proofErr w:type="gramEnd"/>
+      <w:r>
+        <w:t>()</w:t>
+      </w:r>
+      <w:r>
+        <w:br/>
+        <w:t xml:space="preserve">def </w:t>
+      </w:r>
+      <w:proofErr w:type="gramStart"/>
+      <w:r>
+        <w:t>add(</w:t>
+      </w:r>
+      <w:proofErr w:type="gramEnd"/>
+      <w:r>
+        <w:t>a: int, b: int):</w:t>
       </w:r>
     </w:p>
     <w:p>
@@ -2824,20 +3553,34 @@
       </w:r>
       <w:r>
         <w:br/>
-        <w:t xml:space="preserve">    {</w:t>
-      </w:r>
+        <w:t xml:space="preserve"> </w:t>
+      </w:r>
+      <w:proofErr w:type="gramStart"/>
+      <w:r>
+        <w:t xml:space="preserve">   {</w:t>
+      </w:r>
+      <w:proofErr w:type="gramEnd"/>
       <w:r>
         <w:br/>
         <w:t xml:space="preserve">      "name": "add"</w:t>
       </w:r>
       <w:r>
         <w:br/>
-        <w:t xml:space="preserve">    }</w:t>
-      </w:r>
-      <w:r>
-        <w:br/>
+        <w:t xml:space="preserve">  </w:t>
+      </w:r>
+      <w:proofErr w:type="gramStart"/>
+      <w:r>
+        <w:t xml:space="preserve">  }</w:t>
+      </w:r>
+      <w:proofErr w:type="gramEnd"/>
+      <w:r>
+        <w:br/>
+      </w:r>
+      <w:proofErr w:type="gramStart"/>
+      <w:r>
         <w:t xml:space="preserve">  ]</w:t>
       </w:r>
+      <w:proofErr w:type="gramEnd"/>
       <w:r>
         <w:br/>
         <w:t>}</w:t>
@@ -2846,7 +3589,7 @@
     <w:p>
       <w:r>
         <w:pict w14:anchorId="51F29A1F">
-          <v:rect id="_x0000_i2177" style="width:0;height:1.5pt" o:hralign="center" o:hrstd="t" o:hr="t" fillcolor="#a0a0a0" stroked="f"/>
+          <v:rect id="_x0000_i1073" style="width:0;height:1.5pt" o:hralign="center" o:hrstd="t" o:hr="t" fillcolor="#a0a0a0" stroked="f"/>
         </w:pict>
       </w:r>
     </w:p>
@@ -2866,8 +3609,21 @@
       </w:r>
     </w:p>
     <w:p>
-      <w:r>
-        <w:t>print("\nAvailable Tools:")</w:t>
+      <w:proofErr w:type="gramStart"/>
+      <w:r>
+        <w:t>print(</w:t>
+      </w:r>
+      <w:proofErr w:type="gramEnd"/>
+      <w:r>
+        <w:t>"\</w:t>
+      </w:r>
+      <w:proofErr w:type="spellStart"/>
+      <w:r>
+        <w:t>nAvailable</w:t>
+      </w:r>
+      <w:proofErr w:type="spellEnd"/>
+      <w:r>
+        <w:t xml:space="preserve"> Tools:")</w:t>
       </w:r>
     </w:p>
     <w:p>
@@ -2883,13 +3639,23 @@
     <w:p>
       <w:r>
         <w:pict w14:anchorId="630F66AF">
-          <v:rect id="_x0000_i2178" style="width:0;height:1.5pt" o:hralign="center" o:hrstd="t" o:hr="t" fillcolor="#a0a0a0" stroked="f"/>
+          <v:rect id="_x0000_i1074" style="width:0;height:1.5pt" o:hralign="center" o:hrstd="t" o:hr="t" fillcolor="#a0a0a0" stroked="f"/>
         </w:pict>
       </w:r>
     </w:p>
     <w:p>
       <w:r>
-        <w:t>for tool in tools.tools:</w:t>
+        <w:t xml:space="preserve">for tool in </w:t>
+      </w:r>
+      <w:proofErr w:type="spellStart"/>
+      <w:proofErr w:type="gramStart"/>
+      <w:r>
+        <w:t>tools.tools</w:t>
+      </w:r>
+      <w:proofErr w:type="spellEnd"/>
+      <w:proofErr w:type="gramEnd"/>
+      <w:r>
+        <w:t>:</w:t>
       </w:r>
       <w:r>
         <w:br/>
@@ -2940,7 +3706,7 @@
     <w:p>
       <w:r>
         <w:pict w14:anchorId="60E33617">
-          <v:rect id="_x0000_i2179" style="width:0;height:1.5pt" o:hralign="center" o:hrstd="t" o:hr="t" fillcolor="#a0a0a0" stroked="f"/>
+          <v:rect id="_x0000_i1075" style="width:0;height:1.5pt" o:hralign="center" o:hrstd="t" o:hr="t" fillcolor="#a0a0a0" stroked="f"/>
         </w:pict>
       </w:r>
     </w:p>
@@ -2961,16 +3727,39 @@
     </w:p>
     <w:p>
       <w:r>
-        <w:t>result = await session.call_tool(</w:t>
-      </w:r>
+        <w:t xml:space="preserve">result = await </w:t>
+      </w:r>
+      <w:proofErr w:type="spellStart"/>
+      <w:proofErr w:type="gramStart"/>
+      <w:r>
+        <w:t>session.call</w:t>
+      </w:r>
+      <w:proofErr w:type="gramEnd"/>
+      <w:r>
+        <w:t>_</w:t>
+      </w:r>
+      <w:proofErr w:type="gramStart"/>
+      <w:r>
+        <w:t>tool</w:t>
+      </w:r>
+      <w:proofErr w:type="spellEnd"/>
+      <w:r>
+        <w:t>(</w:t>
+      </w:r>
+      <w:proofErr w:type="gramEnd"/>
       <w:r>
         <w:br/>
         <w:t xml:space="preserve">    "add",</w:t>
       </w:r>
       <w:r>
         <w:br/>
-        <w:t xml:space="preserve">    {</w:t>
-      </w:r>
+        <w:t xml:space="preserve"> </w:t>
+      </w:r>
+      <w:proofErr w:type="gramStart"/>
+      <w:r>
+        <w:t xml:space="preserve">   {</w:t>
+      </w:r>
+      <w:proofErr w:type="gramEnd"/>
       <w:r>
         <w:br/>
         <w:t xml:space="preserve">        "a": 10,</w:t>
@@ -2981,8 +3770,13 @@
       </w:r>
       <w:r>
         <w:br/>
-        <w:t xml:space="preserve">    }</w:t>
-      </w:r>
+        <w:t xml:space="preserve">  </w:t>
+      </w:r>
+      <w:proofErr w:type="gramStart"/>
+      <w:r>
+        <w:t xml:space="preserve">  }</w:t>
+      </w:r>
+      <w:proofErr w:type="gramEnd"/>
       <w:r>
         <w:br/>
         <w:t>)</w:t>
@@ -2996,7 +3790,7 @@
     <w:p>
       <w:r>
         <w:pict w14:anchorId="079F0D7D">
-          <v:rect id="_x0000_i2180" style="width:0;height:1.5pt" o:hralign="center" o:hrstd="t" o:hr="t" fillcolor="#a0a0a0" stroked="f"/>
+          <v:rect id="_x0000_i1076" style="width:0;height:1.5pt" o:hralign="center" o:hrstd="t" o:hr="t" fillcolor="#a0a0a0" stroked="f"/>
         </w:pict>
       </w:r>
     </w:p>
@@ -3042,7 +3836,7 @@
     <w:p>
       <w:r>
         <w:pict w14:anchorId="7BD534EC">
-          <v:rect id="_x0000_i2181" style="width:0;height:1.5pt" o:hralign="center" o:hrstd="t" o:hr="t" fillcolor="#a0a0a0" stroked="f"/>
+          <v:rect id="_x0000_i1077" style="width:0;height:1.5pt" o:hralign="center" o:hrstd="t" o:hr="t" fillcolor="#a0a0a0" stroked="f"/>
         </w:pict>
       </w:r>
     </w:p>
@@ -3053,7 +3847,15 @@
     </w:p>
     <w:p>
       <w:r>
-        <w:t>def add(a, b):</w:t>
+        <w:t xml:space="preserve">def </w:t>
+      </w:r>
+      <w:proofErr w:type="gramStart"/>
+      <w:r>
+        <w:t>add(</w:t>
+      </w:r>
+      <w:proofErr w:type="gramEnd"/>
+      <w:r>
+        <w:t>a, b):</w:t>
       </w:r>
       <w:r>
         <w:br/>
@@ -3074,7 +3876,7 @@
     <w:p>
       <w:r>
         <w:pict w14:anchorId="3D5C2AA2">
-          <v:rect id="_x0000_i2182" style="width:0;height:1.5pt" o:hralign="center" o:hrstd="t" o:hr="t" fillcolor="#a0a0a0" stroked="f"/>
+          <v:rect id="_x0000_i1078" style="width:0;height:1.5pt" o:hralign="center" o:hrstd="t" o:hr="t" fillcolor="#a0a0a0" stroked="f"/>
         </w:pict>
       </w:r>
     </w:p>
@@ -3099,7 +3901,7 @@
     <w:p>
       <w:r>
         <w:pict w14:anchorId="13DC6E15">
-          <v:rect id="_x0000_i2183" style="width:0;height:1.5pt" o:hralign="center" o:hrstd="t" o:hr="t" fillcolor="#a0a0a0" stroked="f"/>
+          <v:rect id="_x0000_i1079" style="width:0;height:1.5pt" o:hralign="center" o:hrstd="t" o:hr="t" fillcolor="#a0a0a0" stroked="f"/>
         </w:pict>
       </w:r>
     </w:p>
@@ -3120,7 +3922,15 @@
     </w:p>
     <w:p>
       <w:r>
-        <w:t>print("\nResult:")</w:t>
+        <w:t>print("\</w:t>
+      </w:r>
+      <w:proofErr w:type="spellStart"/>
+      <w:r>
+        <w:t>nResult</w:t>
+      </w:r>
+      <w:proofErr w:type="spellEnd"/>
+      <w:r>
+        <w:t>:")</w:t>
       </w:r>
       <w:r>
         <w:br/>
@@ -3149,7 +3959,7 @@
     <w:p>
       <w:r>
         <w:pict w14:anchorId="0A77DE52">
-          <v:rect id="_x0000_i2184" style="width:0;height:1.5pt" o:hralign="center" o:hrstd="t" o:hr="t" fillcolor="#a0a0a0" stroked="f"/>
+          <v:rect id="_x0000_i1080" style="width:0;height:1.5pt" o:hralign="center" o:hrstd="t" o:hr="t" fillcolor="#a0a0a0" stroked="f"/>
         </w:pict>
       </w:r>
     </w:p>
@@ -3373,7 +4183,15 @@
         <w:t>│</w:t>
       </w:r>
       <w:r>
-        <w:t xml:space="preserve"> list_tools()</w:t>
+        <w:t xml:space="preserve"> </w:t>
+      </w:r>
+      <w:proofErr w:type="spellStart"/>
+      <w:r>
+        <w:t>list_tools</w:t>
+      </w:r>
+      <w:proofErr w:type="spellEnd"/>
+      <w:r>
+        <w:t>()</w:t>
       </w:r>
       <w:r>
         <w:br/>
@@ -3420,7 +4238,15 @@
         <w:t>│</w:t>
       </w:r>
       <w:r>
-        <w:t xml:space="preserve"> call_tool("add")</w:t>
+        <w:t xml:space="preserve"> </w:t>
+      </w:r>
+      <w:proofErr w:type="spellStart"/>
+      <w:r>
+        <w:t>call_tool</w:t>
+      </w:r>
+      <w:proofErr w:type="spellEnd"/>
+      <w:r>
+        <w:t>("add")</w:t>
       </w:r>
       <w:r>
         <w:br/>
@@ -3525,8 +4351,13 @@
       </w:r>
     </w:p>
     <w:p>
-      <w:r>
-        <w:t>uv run client.py</w:t>
+      <w:proofErr w:type="spellStart"/>
+      <w:r>
+        <w:t>uv</w:t>
+      </w:r>
+      <w:proofErr w:type="spellEnd"/>
+      <w:r>
+        <w:t xml:space="preserve"> run client.py</w:t>
       </w:r>
     </w:p>
     <w:p>
@@ -3551,7 +4382,15 @@
       <w:r>
         <w:lastRenderedPageBreak/>
         <w:br/>
-        <w:t>3. Creates stdin/stdout pipes</w:t>
+        <w:t>3. Creates stdin/</w:t>
+      </w:r>
+      <w:proofErr w:type="spellStart"/>
+      <w:r>
+        <w:t>stdout</w:t>
+      </w:r>
+      <w:proofErr w:type="spellEnd"/>
+      <w:r>
+        <w:t xml:space="preserve"> pipes</w:t>
       </w:r>
       <w:r>
         <w:br/>
@@ -3579,7 +4418,15 @@
       </w:r>
       <w:r>
         <w:br/>
-        <w:t>7. Calls add(10,20)</w:t>
+        <w:t xml:space="preserve">7. Calls </w:t>
+      </w:r>
+      <w:proofErr w:type="gramStart"/>
+      <w:r>
+        <w:t>add(</w:t>
+      </w:r>
+      <w:proofErr w:type="gramEnd"/>
+      <w:r>
+        <w:t>10,20)</w:t>
       </w:r>
       <w:r>
         <w:br/>
@@ -3623,14 +4470,22 @@
     </w:p>
     <w:p>
       <w:r>
-        <w:t>If you share your server.py as well, I can explain how the @tool() registration works and show exactly how the add request travels from the client to the server and back.</w:t>
+        <w:t xml:space="preserve">If you share your server.py as well, I can explain how </w:t>
+      </w:r>
+      <w:proofErr w:type="gramStart"/>
+      <w:r>
+        <w:t>the @tool(</w:t>
+      </w:r>
+      <w:proofErr w:type="gramEnd"/>
+      <w:r>
+        <w:t>) registration works and show exactly how the add request travels from the client to the server and back.</w:t>
       </w:r>
     </w:p>
     <w:p/>
     <w:p>
       <w:r>
         <w:pict w14:anchorId="0FB312C4">
-          <v:rect id="_x0000_i1133" style="width:0;height:1.5pt" o:hralign="center" o:hrstd="t" o:hr="t" fillcolor="#a0a0a0" stroked="f"/>
+          <v:rect id="_x0000_i1081" style="width:0;height:1.5pt" o:hralign="center" o:hrstd="t" o:hr="t" fillcolor="#a0a0a0" stroked="f"/>
         </w:pict>
       </w:r>
     </w:p>
@@ -3656,7 +4511,17 @@
     </w:p>
     <w:p>
       <w:r>
-        <w:t>def add(a,b):</w:t>
+        <w:t>def add(</w:t>
+      </w:r>
+      <w:proofErr w:type="spellStart"/>
+      <w:proofErr w:type="gramStart"/>
+      <w:r>
+        <w:t>a,b</w:t>
+      </w:r>
+      <w:proofErr w:type="spellEnd"/>
+      <w:proofErr w:type="gramEnd"/>
+      <w:r>
+        <w:t>):</w:t>
       </w:r>
     </w:p>
     <w:p>
@@ -3666,11 +4531,27 @@
     </w:p>
     <w:p>
       <w:r>
-        <w:t>@mcp.tool()</w:t>
-      </w:r>
-      <w:r>
-        <w:br/>
-        <w:t>def get_wps_violations(months):</w:t>
+        <w:t>@</w:t>
+      </w:r>
+      <w:proofErr w:type="gramStart"/>
+      <w:r>
+        <w:t>mcp.tool</w:t>
+      </w:r>
+      <w:proofErr w:type="gramEnd"/>
+      <w:r>
+        <w:t>()</w:t>
+      </w:r>
+      <w:r>
+        <w:br/>
+        <w:t xml:space="preserve">def </w:t>
+      </w:r>
+      <w:proofErr w:type="spellStart"/>
+      <w:r>
+        <w:t>get_wps_violations</w:t>
+      </w:r>
+      <w:proofErr w:type="spellEnd"/>
+      <w:r>
+        <w:t>(months):</w:t>
       </w:r>
     </w:p>
     <w:p>
@@ -3679,10 +4560,17 @@
       </w:r>
     </w:p>
     <w:p>
+      <w:proofErr w:type="spellStart"/>
+      <w:proofErr w:type="gramStart"/>
       <w:r>
         <w:lastRenderedPageBreak/>
-        <w:t>requests.get(</w:t>
-      </w:r>
+        <w:t>requests.get</w:t>
+      </w:r>
+      <w:proofErr w:type="spellEnd"/>
+      <w:r>
+        <w:t>(</w:t>
+      </w:r>
+      <w:proofErr w:type="gramEnd"/>
       <w:r>
         <w:br/>
         <w:t xml:space="preserve">   "https://lmra-api/wps/violations"</w:t>
@@ -3698,8 +4586,21 @@
       </w:r>
     </w:p>
     <w:p>
-      <w:r>
-        <w:t>get_wps_violations(3)</w:t>
+      <w:proofErr w:type="spellStart"/>
+      <w:r>
+        <w:t>get_wps_</w:t>
+      </w:r>
+      <w:proofErr w:type="gramStart"/>
+      <w:r>
+        <w:t>violations</w:t>
+      </w:r>
+      <w:proofErr w:type="spellEnd"/>
+      <w:r>
+        <w:t>(</w:t>
+      </w:r>
+      <w:proofErr w:type="gramEnd"/>
+      <w:r>
+        <w:t>3)</w:t>
       </w:r>
     </w:p>
     <w:p>
@@ -3748,7 +4649,7 @@
     <w:p>
       <w:r>
         <w:pict w14:anchorId="63E3A66C">
-          <v:rect id="_x0000_i1134" style="width:0;height:1.5pt" o:hralign="center" o:hrstd="t" o:hr="t" fillcolor="#a0a0a0" stroked="f"/>
+          <v:rect id="_x0000_i1082" style="width:0;height:1.5pt" o:hralign="center" o:hrstd="t" o:hr="t" fillcolor="#a0a0a0" stroked="f"/>
         </w:pict>
       </w:r>
     </w:p>
@@ -3759,12 +4660,21 @@
           <w:bCs/>
         </w:rPr>
       </w:pPr>
-      <w:r>
-        <w:rPr>
-          <w:b/>
-          <w:bCs/>
-        </w:rPr>
-        <w:t>The One Thing to Remember</w:t>
+      <w:proofErr w:type="gramStart"/>
+      <w:r>
+        <w:rPr>
+          <w:b/>
+          <w:bCs/>
+        </w:rPr>
+        <w:t>The One</w:t>
+      </w:r>
+      <w:proofErr w:type="gramEnd"/>
+      <w:r>
+        <w:rPr>
+          <w:b/>
+          <w:bCs/>
+        </w:rPr>
+        <w:t xml:space="preserve"> Thing to Remember</w:t>
       </w:r>
     </w:p>
     <w:p>
@@ -3774,11 +4684,35 @@
     </w:p>
     <w:p>
       <w:r>
-        <w:t>@mcp.tool()</w:t>
-      </w:r>
-      <w:r>
-        <w:br/>
-        <w:t>def some_function():</w:t>
+        <w:t>@</w:t>
+      </w:r>
+      <w:proofErr w:type="gramStart"/>
+      <w:r>
+        <w:t>mcp.tool</w:t>
+      </w:r>
+      <w:proofErr w:type="gramEnd"/>
+      <w:r>
+        <w:t>()</w:t>
+      </w:r>
+      <w:r>
+        <w:br/>
+        <w:t xml:space="preserve">def </w:t>
+      </w:r>
+      <w:proofErr w:type="spellStart"/>
+      <w:r>
+        <w:t>some_</w:t>
+      </w:r>
+      <w:proofErr w:type="gramStart"/>
+      <w:r>
+        <w:t>function</w:t>
+      </w:r>
+      <w:proofErr w:type="spellEnd"/>
+      <w:r>
+        <w:t>(</w:t>
+      </w:r>
+      <w:proofErr w:type="gramEnd"/>
+      <w:r>
+        <w:t>):</w:t>
       </w:r>
       <w:r>
         <w:br/>
@@ -3792,18 +4726,42 @@
     </w:p>
     <w:p>
       <w:r>
-        <w:t>await session.call_tool(...)</w:t>
-      </w:r>
-    </w:p>
-    <w:p>
-      <w:r>
-        <w:t>Everything else (AI agents, Bedrock AgentCore, Claude, Gateway) is built on top of this simple concept.</w:t>
+        <w:t xml:space="preserve">await </w:t>
+      </w:r>
+      <w:proofErr w:type="spellStart"/>
+      <w:proofErr w:type="gramStart"/>
+      <w:r>
+        <w:t>session.call</w:t>
+      </w:r>
+      <w:proofErr w:type="gramEnd"/>
+      <w:r>
+        <w:t>_tool</w:t>
+      </w:r>
+      <w:proofErr w:type="spellEnd"/>
+      <w:r>
+        <w:t>(...)</w:t>
+      </w:r>
+    </w:p>
+    <w:p>
+      <w:r>
+        <w:t xml:space="preserve">Everything else (AI agents, Bedrock </w:t>
+      </w:r>
+      <w:proofErr w:type="spellStart"/>
+      <w:r>
+        <w:t>AgentCore</w:t>
+      </w:r>
+      <w:proofErr w:type="spellEnd"/>
+      <w:r>
+        <w:t>, Claude, Gateway) is built on top of this simple concept.</w:t>
       </w:r>
     </w:p>
     <w:p/>
     <w:p/>
     <w:p>
       <w:r>
+        <w:rPr>
+          <w:noProof/>
+        </w:rPr>
         <w:lastRenderedPageBreak/>
         <w:drawing>
           <wp:inline distT="0" distB="0" distL="0" distR="0" wp14:anchorId="5B97DE89" wp14:editId="69881CD6">
@@ -3844,6 +4802,9 @@
     </w:p>
     <w:p>
       <w:r>
+        <w:rPr>
+          <w:noProof/>
+        </w:rPr>
         <w:drawing>
           <wp:inline distT="0" distB="0" distL="0" distR="0" wp14:anchorId="411CBA1A" wp14:editId="35798470">
             <wp:extent cx="5486400" cy="3769995"/>
@@ -3884,6 +4845,9 @@
     <w:p/>
     <w:p>
       <w:r>
+        <w:rPr>
+          <w:noProof/>
+        </w:rPr>
         <w:drawing>
           <wp:inline distT="0" distB="0" distL="0" distR="0" wp14:anchorId="6D522CB6" wp14:editId="2940A542">
             <wp:extent cx="5486400" cy="330835"/>
@@ -3929,6 +4893,9 @@
     </w:p>
     <w:p>
       <w:r>
+        <w:rPr>
+          <w:noProof/>
+        </w:rPr>
         <w:drawing>
           <wp:inline distT="0" distB="0" distL="0" distR="0" wp14:anchorId="25AC5B41" wp14:editId="5A9EFB92">
             <wp:extent cx="5486400" cy="2619375"/>
@@ -3980,6 +4947,9 @@
     <w:p/>
     <w:p>
       <w:r>
+        <w:rPr>
+          <w:noProof/>
+        </w:rPr>
         <w:lastRenderedPageBreak/>
         <w:drawing>
           <wp:inline distT="0" distB="0" distL="0" distR="0" wp14:anchorId="6DD0AB77" wp14:editId="5E1A9C68">
@@ -4018,6 +4988,9 @@
         </w:drawing>
       </w:r>
       <w:r>
+        <w:rPr>
+          <w:noProof/>
+        </w:rPr>
         <w:drawing>
           <wp:inline distT="0" distB="0" distL="0" distR="0" wp14:anchorId="1E99F2B8" wp14:editId="773CE04B">
             <wp:extent cx="5486400" cy="2299335"/>
@@ -4055,6 +5028,9 @@
         </w:drawing>
       </w:r>
       <w:r>
+        <w:rPr>
+          <w:noProof/>
+        </w:rPr>
         <w:drawing>
           <wp:inline distT="0" distB="0" distL="0" distR="0" wp14:anchorId="31ED81DA" wp14:editId="772EA4CB">
             <wp:extent cx="5486400" cy="2536190"/>
@@ -4094,6 +5070,9 @@
     </w:p>
     <w:p>
       <w:r>
+        <w:rPr>
+          <w:noProof/>
+        </w:rPr>
         <w:lastRenderedPageBreak/>
         <w:drawing>
           <wp:inline distT="0" distB="0" distL="0" distR="0" wp14:anchorId="6931EEC0" wp14:editId="31281F0A">
@@ -4179,7 +5158,15 @@
       </w:r>
       <w:r>
         <w:br/>
-        <w:t xml:space="preserve">   +--&gt; add()</w:t>
+        <w:t xml:space="preserve">   +--&gt; </w:t>
+      </w:r>
+      <w:proofErr w:type="gramStart"/>
+      <w:r>
+        <w:t>add(</w:t>
+      </w:r>
+      <w:proofErr w:type="gramEnd"/>
+      <w:r>
+        <w:t>)</w:t>
       </w:r>
     </w:p>
     <w:p>
@@ -4228,7 +5215,7 @@
     <w:p>
       <w:r>
         <w:pict w14:anchorId="48AB1E52">
-          <v:rect id="_x0000_i2503" style="width:0;height:1.5pt" o:hralign="center" o:hrstd="t" o:hr="t" fillcolor="#a0a0a0" stroked="f"/>
+          <v:rect id="_x0000_i1083" style="width:0;height:1.5pt" o:hralign="center" o:hrstd="t" o:hr="t" fillcolor="#a0a0a0" stroked="f"/>
         </w:pict>
       </w:r>
     </w:p>
@@ -4254,28 +5241,77 @@
     </w:p>
     <w:p>
       <w:r>
-        <w:t>from mcp.server.fastmcp import FastMCP</w:t>
-      </w:r>
-      <w:r>
-        <w:br/>
-      </w:r>
-      <w:r>
-        <w:br/>
-        <w:t>mcp = FastMCP("Calculator")</w:t>
-      </w:r>
-      <w:r>
-        <w:br/>
-      </w:r>
-      <w:r>
-        <w:br/>
-        <w:t>@mcp.tool()</w:t>
+        <w:t xml:space="preserve">from </w:t>
+      </w:r>
+      <w:proofErr w:type="spellStart"/>
+      <w:proofErr w:type="gramStart"/>
+      <w:r>
+        <w:t>mcp.server</w:t>
+      </w:r>
+      <w:proofErr w:type="gramEnd"/>
+      <w:r>
+        <w:t>.fastmcp</w:t>
+      </w:r>
+      <w:proofErr w:type="spellEnd"/>
+      <w:r>
+        <w:t xml:space="preserve"> import </w:t>
+      </w:r>
+      <w:proofErr w:type="spellStart"/>
+      <w:r>
+        <w:t>FastMCP</w:t>
+      </w:r>
+      <w:proofErr w:type="spellEnd"/>
+      <w:r>
+        <w:br/>
+      </w:r>
+      <w:r>
+        <w:br/>
+      </w:r>
+      <w:proofErr w:type="spellStart"/>
+      <w:r>
+        <w:t>mcp</w:t>
+      </w:r>
+      <w:proofErr w:type="spellEnd"/>
+      <w:r>
+        <w:t xml:space="preserve"> = </w:t>
+      </w:r>
+      <w:proofErr w:type="spellStart"/>
+      <w:r>
+        <w:t>FastMCP</w:t>
+      </w:r>
+      <w:proofErr w:type="spellEnd"/>
+      <w:r>
+        <w:t>("Calculator")</w:t>
+      </w:r>
+      <w:r>
+        <w:br/>
+      </w:r>
+      <w:r>
+        <w:br/>
+        <w:t>@</w:t>
+      </w:r>
+      <w:proofErr w:type="gramStart"/>
+      <w:r>
+        <w:t>mcp.tool</w:t>
+      </w:r>
+      <w:proofErr w:type="gramEnd"/>
+      <w:r>
+        <w:t>()</w:t>
       </w:r>
       <w:r>
         <w:br/>
       </w:r>
       <w:r>
         <w:lastRenderedPageBreak/>
-        <w:t>def add(a: int, b: int) -&gt; int:</w:t>
+        <w:t xml:space="preserve">def </w:t>
+      </w:r>
+      <w:proofErr w:type="gramStart"/>
+      <w:r>
+        <w:t>add(</w:t>
+      </w:r>
+      <w:proofErr w:type="gramEnd"/>
+      <w:r>
+        <w:t>a: int, b: int) -&gt; int:</w:t>
       </w:r>
       <w:r>
         <w:br/>
@@ -4294,13 +5330,26 @@
       </w:r>
       <w:r>
         <w:br/>
-        <w:t xml:space="preserve">    mcp.run()</w:t>
+        <w:t xml:space="preserve">    </w:t>
+      </w:r>
+      <w:proofErr w:type="spellStart"/>
+      <w:proofErr w:type="gramStart"/>
+      <w:r>
+        <w:t>mcp.run</w:t>
+      </w:r>
+      <w:proofErr w:type="spellEnd"/>
+      <w:r>
+        <w:t>(</w:t>
+      </w:r>
+      <w:proofErr w:type="gramEnd"/>
+      <w:r>
+        <w:t>)</w:t>
       </w:r>
     </w:p>
     <w:p>
       <w:r>
         <w:pict w14:anchorId="67B70F9F">
-          <v:rect id="_x0000_i2504" style="width:0;height:1.5pt" o:hralign="center" o:hrstd="t" o:hr="t" fillcolor="#a0a0a0" stroked="f"/>
+          <v:rect id="_x0000_i1084" style="width:0;height:1.5pt" o:hralign="center" o:hrstd="t" o:hr="t" fillcolor="#a0a0a0" stroked="f"/>
         </w:pict>
       </w:r>
     </w:p>
@@ -4325,13 +5374,18 @@
       </w:r>
       <w:r>
         <w:br/>
-        <w:t>pip install mcp</w:t>
-      </w:r>
+        <w:t xml:space="preserve">pip install </w:t>
+      </w:r>
+      <w:proofErr w:type="spellStart"/>
+      <w:r>
+        <w:t>mcp</w:t>
+      </w:r>
+      <w:proofErr w:type="spellEnd"/>
     </w:p>
     <w:p>
       <w:r>
         <w:pict w14:anchorId="74DF2CD0">
-          <v:rect id="_x0000_i2505" style="width:0;height:1.5pt" o:hralign="center" o:hrstd="t" o:hr="t" fillcolor="#a0a0a0" stroked="f"/>
+          <v:rect id="_x0000_i1085" style="width:0;height:1.5pt" o:hralign="center" o:hrstd="t" o:hr="t" fillcolor="#a0a0a0" stroked="f"/>
         </w:pict>
       </w:r>
     </w:p>
@@ -4357,8 +5411,13 @@
     </w:p>
     <w:p>
       <w:r>
-        <w:t>import asyncio</w:t>
-      </w:r>
+        <w:t xml:space="preserve">import </w:t>
+      </w:r>
+      <w:proofErr w:type="spellStart"/>
+      <w:r>
+        <w:t>asyncio</w:t>
+      </w:r>
+      <w:proofErr w:type="spellEnd"/>
       <w:r>
         <w:br/>
       </w:r>
@@ -4368,12 +5427,38 @@
       </w:r>
       <w:r>
         <w:br/>
-        <w:t>from strands.tools.mcp import MCPClient</w:t>
-      </w:r>
-      <w:r>
-        <w:br/>
-        <w:t>from mcp import StdioServerParameters</w:t>
-      </w:r>
+        <w:t xml:space="preserve">from </w:t>
+      </w:r>
+      <w:proofErr w:type="spellStart"/>
+      <w:r>
+        <w:t>strands.tools.mcp</w:t>
+      </w:r>
+      <w:proofErr w:type="spellEnd"/>
+      <w:r>
+        <w:t xml:space="preserve"> import </w:t>
+      </w:r>
+      <w:proofErr w:type="spellStart"/>
+      <w:r>
+        <w:t>MCPClient</w:t>
+      </w:r>
+      <w:proofErr w:type="spellEnd"/>
+      <w:r>
+        <w:br/>
+        <w:t xml:space="preserve">from </w:t>
+      </w:r>
+      <w:proofErr w:type="spellStart"/>
+      <w:r>
+        <w:t>mcp</w:t>
+      </w:r>
+      <w:proofErr w:type="spellEnd"/>
+      <w:r>
+        <w:t xml:space="preserve"> import </w:t>
+      </w:r>
+      <w:proofErr w:type="spellStart"/>
+      <w:r>
+        <w:t>StdioServerParameters</w:t>
+      </w:r>
+      <w:proofErr w:type="spellEnd"/>
       <w:r>
         <w:br/>
       </w:r>
@@ -4389,7 +5474,23 @@
       </w:r>
       <w:r>
         <w:br/>
-        <w:t xml:space="preserve">    server_params = StdioServerParameters(</w:t>
+        <w:t xml:space="preserve">    </w:t>
+      </w:r>
+      <w:proofErr w:type="spellStart"/>
+      <w:r>
+        <w:t>server_params</w:t>
+      </w:r>
+      <w:proofErr w:type="spellEnd"/>
+      <w:r>
+        <w:t xml:space="preserve"> = </w:t>
+      </w:r>
+      <w:proofErr w:type="spellStart"/>
+      <w:r>
+        <w:t>StdioServerParameters</w:t>
+      </w:r>
+      <w:proofErr w:type="spellEnd"/>
+      <w:r>
+        <w:t>(</w:t>
       </w:r>
       <w:r>
         <w:br/>
@@ -4397,7 +5498,15 @@
       </w:r>
       <w:r>
         <w:br/>
-        <w:t xml:space="preserve">        args=["server.py"]</w:t>
+        <w:t xml:space="preserve">        </w:t>
+      </w:r>
+      <w:proofErr w:type="spellStart"/>
+      <w:r>
+        <w:t>args</w:t>
+      </w:r>
+      <w:proofErr w:type="spellEnd"/>
+      <w:r>
+        <w:t>=["server.py"]</w:t>
       </w:r>
       <w:r>
         <w:br/>
@@ -4408,14 +5517,46 @@
       </w:r>
       <w:r>
         <w:br/>
-        <w:t xml:space="preserve">    async with MCPClient(server_params) as mcp_client:</w:t>
-      </w:r>
-      <w:r>
-        <w:br/>
-      </w:r>
-      <w:r>
-        <w:br/>
-        <w:t xml:space="preserve">        tools = await mcp_client.list_tools()</w:t>
+        <w:t xml:space="preserve">    async with </w:t>
+      </w:r>
+      <w:proofErr w:type="spellStart"/>
+      <w:r>
+        <w:t>MCPClient</w:t>
+      </w:r>
+      <w:proofErr w:type="spellEnd"/>
+      <w:r>
+        <w:t>(</w:t>
+      </w:r>
+      <w:proofErr w:type="spellStart"/>
+      <w:r>
+        <w:t>server_params</w:t>
+      </w:r>
+      <w:proofErr w:type="spellEnd"/>
+      <w:r>
+        <w:t xml:space="preserve">) as </w:t>
+      </w:r>
+      <w:proofErr w:type="spellStart"/>
+      <w:r>
+        <w:t>mcp_client</w:t>
+      </w:r>
+      <w:proofErr w:type="spellEnd"/>
+      <w:r>
+        <w:t>:</w:t>
+      </w:r>
+      <w:r>
+        <w:br/>
+      </w:r>
+      <w:r>
+        <w:br/>
+        <w:t xml:space="preserve">        tools = await </w:t>
+      </w:r>
+      <w:proofErr w:type="spellStart"/>
+      <w:r>
+        <w:t>mcp_client.list_tools</w:t>
+      </w:r>
+      <w:proofErr w:type="spellEnd"/>
+      <w:r>
+        <w:t>()</w:t>
       </w:r>
       <w:r>
         <w:br/>
@@ -4440,7 +5581,15 @@
       </w:r>
       <w:r>
         <w:lastRenderedPageBreak/>
-        <w:t xml:space="preserve">        response = await agent.run(</w:t>
+        <w:t xml:space="preserve">        response = await </w:t>
+      </w:r>
+      <w:proofErr w:type="spellStart"/>
+      <w:r>
+        <w:t>agent.run</w:t>
+      </w:r>
+      <w:proofErr w:type="spellEnd"/>
+      <w:r>
+        <w:t>(</w:t>
       </w:r>
       <w:r>
         <w:br/>
@@ -4469,13 +5618,21 @@
       </w:r>
       <w:r>
         <w:br/>
-        <w:t xml:space="preserve">    asyncio.run(main())</w:t>
+        <w:t xml:space="preserve">    </w:t>
+      </w:r>
+      <w:proofErr w:type="spellStart"/>
+      <w:r>
+        <w:t>asyncio.run</w:t>
+      </w:r>
+      <w:proofErr w:type="spellEnd"/>
+      <w:r>
+        <w:t>(main())</w:t>
       </w:r>
     </w:p>
     <w:p>
       <w:r>
         <w:pict w14:anchorId="30C7108A">
-          <v:rect id="_x0000_i2506" style="width:0;height:1.5pt" o:hralign="center" o:hrstd="t" o:hr="t" fillcolor="#a0a0a0" stroked="f"/>
+          <v:rect id="_x0000_i1086" style="width:0;height:1.5pt" o:hralign="center" o:hrstd="t" o:hr="t" fillcolor="#a0a0a0" stroked="f"/>
         </w:pict>
       </w:r>
     </w:p>
@@ -4522,7 +5679,7 @@
     <w:p>
       <w:r>
         <w:pict w14:anchorId="5FD2440A">
-          <v:rect id="_x0000_i2507" style="width:0;height:1.5pt" o:hralign="center" o:hrstd="t" o:hr="t" fillcolor="#a0a0a0" stroked="f"/>
+          <v:rect id="_x0000_i1087" style="width:0;height:1.5pt" o:hralign="center" o:hrstd="t" o:hr="t" fillcolor="#a0a0a0" stroked="f"/>
         </w:pict>
       </w:r>
     </w:p>
@@ -4558,7 +5715,7 @@
     <w:p>
       <w:r>
         <w:pict w14:anchorId="20891F88">
-          <v:rect id="_x0000_i2508" style="width:0;height:1.5pt" o:hralign="center" o:hrstd="t" o:hr="t" fillcolor="#a0a0a0" stroked="f"/>
+          <v:rect id="_x0000_i1088" style="width:0;height:1.5pt" o:hralign="center" o:hrstd="t" o:hr="t" fillcolor="#a0a0a0" stroked="f"/>
         </w:pict>
       </w:r>
     </w:p>
@@ -4590,7 +5747,7 @@
     <w:p>
       <w:r>
         <w:pict w14:anchorId="478B6D76">
-          <v:rect id="_x0000_i2509" style="width:0;height:1.5pt" o:hralign="center" o:hrstd="t" o:hr="t" fillcolor="#a0a0a0" stroked="f"/>
+          <v:rect id="_x0000_i1089" style="width:0;height:1.5pt" o:hralign="center" o:hrstd="t" o:hr="t" fillcolor="#a0a0a0" stroked="f"/>
         </w:pict>
       </w:r>
     </w:p>
@@ -4620,12 +5777,25 @@
       </w:r>
       <w:r>
         <w:br/>
-        <w:t xml:space="preserve">  "tool":"add",</w:t>
-      </w:r>
-      <w:r>
-        <w:br/>
-        <w:t xml:space="preserve">  "arguments":{</w:t>
-      </w:r>
+        <w:t xml:space="preserve">  "</w:t>
+      </w:r>
+      <w:proofErr w:type="spellStart"/>
+      <w:r>
+        <w:t>tool":"add</w:t>
+      </w:r>
+      <w:proofErr w:type="spellEnd"/>
+      <w:r>
+        <w:t>",</w:t>
+      </w:r>
+      <w:r>
+        <w:br/>
+        <w:t xml:space="preserve">  "arguments</w:t>
+      </w:r>
+      <w:proofErr w:type="gramStart"/>
+      <w:r>
+        <w:t>":{</w:t>
+      </w:r>
+      <w:proofErr w:type="gramEnd"/>
       <w:r>
         <w:br/>
         <w:t xml:space="preserve">      "a":10,</w:t>
@@ -4649,7 +5819,7 @@
     <w:p>
       <w:r>
         <w:pict w14:anchorId="4AF32587">
-          <v:rect id="_x0000_i2510" style="width:0;height:1.5pt" o:hralign="center" o:hrstd="t" o:hr="t" fillcolor="#a0a0a0" stroked="f"/>
+          <v:rect id="_x0000_i1090" style="width:0;height:1.5pt" o:hralign="center" o:hrstd="t" o:hr="t" fillcolor="#a0a0a0" stroked="f"/>
         </w:pict>
       </w:r>
     </w:p>
@@ -4674,8 +5844,13 @@
       </w:r>
     </w:p>
     <w:p>
-      <w:r>
-        <w:t>add(10,20)</w:t>
+      <w:proofErr w:type="gramStart"/>
+      <w:r>
+        <w:t>add(</w:t>
+      </w:r>
+      <w:proofErr w:type="gramEnd"/>
+      <w:r>
+        <w:t>10,20)</w:t>
       </w:r>
     </w:p>
     <w:p>
@@ -4691,7 +5866,7 @@
     <w:p>
       <w:r>
         <w:pict w14:anchorId="6CF387D4">
-          <v:rect id="_x0000_i2511" style="width:0;height:1.5pt" o:hralign="center" o:hrstd="t" o:hr="t" fillcolor="#a0a0a0" stroked="f"/>
+          <v:rect id="_x0000_i1091" style="width:0;height:1.5pt" o:hralign="center" o:hrstd="t" o:hr="t" fillcolor="#a0a0a0" stroked="f"/>
         </w:pict>
       </w:r>
     </w:p>
@@ -4712,8 +5887,13 @@
     </w:p>
     <w:p>
       <w:r>
-        <w:t>Agent receives result</w:t>
-      </w:r>
+        <w:t xml:space="preserve">Agent receives </w:t>
+      </w:r>
+      <w:proofErr w:type="gramStart"/>
+      <w:r>
+        <w:t>result</w:t>
+      </w:r>
+      <w:proofErr w:type="gramEnd"/>
     </w:p>
     <w:p>
       <w:r>
@@ -4723,7 +5903,7 @@
     <w:p>
       <w:r>
         <w:pict w14:anchorId="55AEBD69">
-          <v:rect id="_x0000_i2512" style="width:0;height:1.5pt" o:hralign="center" o:hrstd="t" o:hr="t" fillcolor="#a0a0a0" stroked="f"/>
+          <v:rect id="_x0000_i1092" style="width:0;height:1.5pt" o:hralign="center" o:hrstd="t" o:hr="t" fillcolor="#a0a0a0" stroked="f"/>
         </w:pict>
       </w:r>
     </w:p>
@@ -4755,7 +5935,7 @@
     <w:p>
       <w:r>
         <w:pict w14:anchorId="2BA5467A">
-          <v:rect id="_x0000_i2513" style="width:0;height:1.5pt" o:hralign="center" o:hrstd="t" o:hr="t" fillcolor="#a0a0a0" stroked="f"/>
+          <v:rect id="_x0000_i1093" style="width:0;height:1.5pt" o:hralign="center" o:hrstd="t" o:hr="t" fillcolor="#a0a0a0" stroked="f"/>
         </w:pict>
       </w:r>
     </w:p>
@@ -4781,14 +5961,42 @@
     </w:p>
     <w:p>
       <w:r>
-        <w:t>from mcp.server.fastmcp import FastMCP</w:t>
-      </w:r>
-      <w:r>
-        <w:br/>
-      </w:r>
-      <w:r>
-        <w:br/>
-        <w:t>mcp = FastMCP("Calculator")</w:t>
+        <w:t xml:space="preserve">from </w:t>
+      </w:r>
+      <w:proofErr w:type="spellStart"/>
+      <w:r>
+        <w:t>mcp.server.fastmcp</w:t>
+      </w:r>
+      <w:proofErr w:type="spellEnd"/>
+      <w:r>
+        <w:t xml:space="preserve"> import </w:t>
+      </w:r>
+      <w:proofErr w:type="spellStart"/>
+      <w:r>
+        <w:t>FastMCP</w:t>
+      </w:r>
+      <w:proofErr w:type="spellEnd"/>
+      <w:r>
+        <w:br/>
+      </w:r>
+      <w:r>
+        <w:br/>
+      </w:r>
+      <w:proofErr w:type="spellStart"/>
+      <w:r>
+        <w:t>mcp</w:t>
+      </w:r>
+      <w:proofErr w:type="spellEnd"/>
+      <w:r>
+        <w:t xml:space="preserve"> = </w:t>
+      </w:r>
+      <w:proofErr w:type="spellStart"/>
+      <w:r>
+        <w:t>FastMCP</w:t>
+      </w:r>
+      <w:proofErr w:type="spellEnd"/>
+      <w:r>
+        <w:t>("Calculator")</w:t>
       </w:r>
       <w:r>
         <w:br/>
@@ -4839,7 +6047,15 @@
       </w:r>
       <w:r>
         <w:br/>
-        <w:t xml:space="preserve">    mcp.run()</w:t>
+        <w:t xml:space="preserve">    </w:t>
+      </w:r>
+      <w:proofErr w:type="spellStart"/>
+      <w:r>
+        <w:t>mcp.run</w:t>
+      </w:r>
+      <w:proofErr w:type="spellEnd"/>
+      <w:r>
+        <w:t>()</w:t>
       </w:r>
     </w:p>
     <w:p>
@@ -4849,8 +6065,18 @@
     </w:p>
     <w:p>
       <w:r>
-        <w:t>response = await agent.run(</w:t>
-      </w:r>
+        <w:t xml:space="preserve">response = await </w:t>
+      </w:r>
+      <w:proofErr w:type="spellStart"/>
+      <w:proofErr w:type="gramStart"/>
+      <w:r>
+        <w:t>agent.run</w:t>
+      </w:r>
+      <w:proofErr w:type="spellEnd"/>
+      <w:r>
+        <w:t>(</w:t>
+      </w:r>
+      <w:proofErr w:type="gramEnd"/>
       <w:r>
         <w:br/>
         <w:t xml:space="preserve">    "Multiply 5 by 8 and then add 10"</w:t>
@@ -4866,8 +6092,13 @@
       </w:r>
     </w:p>
     <w:p>
-      <w:r>
-        <w:t>multiply(5,8)</w:t>
+      <w:proofErr w:type="gramStart"/>
+      <w:r>
+        <w:t>multiply(</w:t>
+      </w:r>
+      <w:proofErr w:type="gramEnd"/>
+      <w:r>
+        <w:t>5,8)</w:t>
       </w:r>
       <w:r>
         <w:br/>
@@ -4882,7 +6113,14 @@
       </w:r>
       <w:r>
         <w:br/>
-        <w:t>add(40,10)</w:t>
+      </w:r>
+      <w:proofErr w:type="gramStart"/>
+      <w:r>
+        <w:t>add(</w:t>
+      </w:r>
+      <w:proofErr w:type="gramEnd"/>
+      <w:r>
+        <w:t>40,10)</w:t>
       </w:r>
       <w:r>
         <w:br/>
@@ -4906,7 +6144,7 @@
     <w:p>
       <w:r>
         <w:pict w14:anchorId="7E8D8E48">
-          <v:rect id="_x0000_i2514" style="width:0;height:1.5pt" o:hralign="center" o:hrstd="t" o:hr="t" fillcolor="#a0a0a0" stroked="f"/>
+          <v:rect id="_x0000_i1094" style="width:0;height:1.5pt" o:hralign="center" o:hrstd="t" o:hr="t" fillcolor="#a0a0a0" stroked="f"/>
         </w:pict>
       </w:r>
     </w:p>
@@ -4932,20 +6170,51 @@
     </w:p>
     <w:p>
       <w:r>
-        <w:t>import asyncio</w:t>
-      </w:r>
+        <w:t xml:space="preserve">import </w:t>
+      </w:r>
+      <w:proofErr w:type="spellStart"/>
+      <w:r>
+        <w:t>asyncio</w:t>
+      </w:r>
+      <w:proofErr w:type="spellEnd"/>
       <w:r>
         <w:br/>
         <w:t>from strands import Agent</w:t>
       </w:r>
       <w:r>
         <w:br/>
-        <w:t>from strands.tools.mcp import MCPClient</w:t>
-      </w:r>
-      <w:r>
-        <w:br/>
-        <w:t>from mcp import StdioServerParameters</w:t>
-      </w:r>
+        <w:t xml:space="preserve">from </w:t>
+      </w:r>
+      <w:proofErr w:type="spellStart"/>
+      <w:r>
+        <w:t>strands.tools.mcp</w:t>
+      </w:r>
+      <w:proofErr w:type="spellEnd"/>
+      <w:r>
+        <w:t xml:space="preserve"> import </w:t>
+      </w:r>
+      <w:proofErr w:type="spellStart"/>
+      <w:r>
+        <w:t>MCPClient</w:t>
+      </w:r>
+      <w:proofErr w:type="spellEnd"/>
+      <w:r>
+        <w:br/>
+        <w:t xml:space="preserve">from </w:t>
+      </w:r>
+      <w:proofErr w:type="spellStart"/>
+      <w:r>
+        <w:t>mcp</w:t>
+      </w:r>
+      <w:proofErr w:type="spellEnd"/>
+      <w:r>
+        <w:t xml:space="preserve"> import </w:t>
+      </w:r>
+      <w:proofErr w:type="spellStart"/>
+      <w:r>
+        <w:t>StdioServerParameters</w:t>
+      </w:r>
+      <w:proofErr w:type="spellEnd"/>
       <w:r>
         <w:br/>
       </w:r>
@@ -4964,11 +6233,27 @@
       </w:r>
       <w:r>
         <w:lastRenderedPageBreak/>
-        <w:t xml:space="preserve">    async with MCPClient(</w:t>
-      </w:r>
-      <w:r>
-        <w:br/>
-        <w:t xml:space="preserve">        StdioServerParameters(</w:t>
+        <w:t xml:space="preserve">    async with </w:t>
+      </w:r>
+      <w:proofErr w:type="spellStart"/>
+      <w:r>
+        <w:t>MCPClient</w:t>
+      </w:r>
+      <w:proofErr w:type="spellEnd"/>
+      <w:r>
+        <w:t>(</w:t>
+      </w:r>
+      <w:r>
+        <w:br/>
+        <w:t xml:space="preserve">        </w:t>
+      </w:r>
+      <w:proofErr w:type="spellStart"/>
+      <w:r>
+        <w:t>StdioServerParameters</w:t>
+      </w:r>
+      <w:proofErr w:type="spellEnd"/>
+      <w:r>
+        <w:t>(</w:t>
       </w:r>
       <w:r>
         <w:br/>
@@ -4976,7 +6261,15 @@
       </w:r>
       <w:r>
         <w:br/>
-        <w:t xml:space="preserve">            args=["server.py"]</w:t>
+        <w:t xml:space="preserve">            </w:t>
+      </w:r>
+      <w:proofErr w:type="spellStart"/>
+      <w:r>
+        <w:t>args</w:t>
+      </w:r>
+      <w:proofErr w:type="spellEnd"/>
+      <w:r>
+        <w:t>=["server.py"]</w:t>
       </w:r>
       <w:r>
         <w:br/>
@@ -4995,7 +6288,15 @@
       </w:r>
       <w:r>
         <w:br/>
-        <w:t xml:space="preserve">            tools=await client.list_tools()</w:t>
+        <w:t xml:space="preserve">            tools=await </w:t>
+      </w:r>
+      <w:proofErr w:type="spellStart"/>
+      <w:r>
+        <w:t>client.list_tools</w:t>
+      </w:r>
+      <w:proofErr w:type="spellEnd"/>
+      <w:r>
+        <w:t>()</w:t>
       </w:r>
       <w:r>
         <w:br/>
@@ -5006,7 +6307,15 @@
       </w:r>
       <w:r>
         <w:br/>
-        <w:t xml:space="preserve">        result = await agent.run(</w:t>
+        <w:t xml:space="preserve">        result = await </w:t>
+      </w:r>
+      <w:proofErr w:type="spellStart"/>
+      <w:r>
+        <w:t>agent.run</w:t>
+      </w:r>
+      <w:proofErr w:type="spellEnd"/>
+      <w:r>
+        <w:t>(</w:t>
       </w:r>
       <w:r>
         <w:br/>
@@ -5031,13 +6340,20 @@
       </w:r>
       <w:r>
         <w:br/>
-        <w:t>asyncio.run(main())</w:t>
+      </w:r>
+      <w:proofErr w:type="spellStart"/>
+      <w:r>
+        <w:t>asyncio.run</w:t>
+      </w:r>
+      <w:proofErr w:type="spellEnd"/>
+      <w:r>
+        <w:t>(main())</w:t>
       </w:r>
     </w:p>
     <w:p>
       <w:r>
         <w:pict w14:anchorId="179869CD">
-          <v:rect id="_x0000_i2515" style="width:0;height:1.5pt" o:hralign="center" o:hrstd="t" o:hr="t" fillcolor="#a0a0a0" stroked="f"/>
+          <v:rect id="_x0000_i1095" style="width:0;height:1.5pt" o:hralign="center" o:hrstd="t" o:hr="t" fillcolor="#a0a0a0" stroked="f"/>
         </w:pict>
       </w:r>
     </w:p>
@@ -5093,7 +6409,15 @@
       </w:r>
       <w:r>
         <w:br/>
-        <w:t xml:space="preserve"> +---- add(a,b)</w:t>
+        <w:t xml:space="preserve"> +---- add(</w:t>
+      </w:r>
+      <w:proofErr w:type="spellStart"/>
+      <w:r>
+        <w:t>a,b</w:t>
+      </w:r>
+      <w:proofErr w:type="spellEnd"/>
+      <w:r>
+        <w:t>)</w:t>
       </w:r>
       <w:r>
         <w:br/>
@@ -5176,11 +6500,55 @@
           <w:b/>
           <w:bCs/>
         </w:rPr>
-        <w:t>the agent no longer directly calls session.call_tool(). Instead, the LLM-powered agent chooses when and how to invoke MCP tools.</w:t>
-      </w:r>
-    </w:p>
-    <w:p>
-      <w:r>
+        <w:t xml:space="preserve">the agent no longer directly calls </w:t>
+      </w:r>
+      <w:proofErr w:type="spellStart"/>
+      <w:proofErr w:type="gramStart"/>
+      <w:r>
+        <w:rPr>
+          <w:b/>
+          <w:bCs/>
+        </w:rPr>
+        <w:t>session.call</w:t>
+      </w:r>
+      <w:proofErr w:type="gramEnd"/>
+      <w:r>
+        <w:rPr>
+          <w:b/>
+          <w:bCs/>
+        </w:rPr>
+        <w:t>_</w:t>
+      </w:r>
+      <w:proofErr w:type="gramStart"/>
+      <w:r>
+        <w:rPr>
+          <w:b/>
+          <w:bCs/>
+        </w:rPr>
+        <w:t>tool</w:t>
+      </w:r>
+      <w:proofErr w:type="spellEnd"/>
+      <w:r>
+        <w:rPr>
+          <w:b/>
+          <w:bCs/>
+        </w:rPr>
+        <w:t>(</w:t>
+      </w:r>
+      <w:proofErr w:type="gramEnd"/>
+      <w:r>
+        <w:rPr>
+          <w:b/>
+          <w:bCs/>
+        </w:rPr>
+        <w:t>). Instead, the LLM-powered agent chooses when and how to invoke MCP tools.</w:t>
+      </w:r>
+    </w:p>
+    <w:p>
+      <w:r>
+        <w:rPr>
+          <w:noProof/>
+        </w:rPr>
         <w:drawing>
           <wp:inline distT="0" distB="0" distL="0" distR="0" wp14:anchorId="6BE0650A" wp14:editId="2419B00B">
             <wp:extent cx="5486400" cy="615950"/>
@@ -5218,6 +6586,462 @@
         </w:drawing>
       </w:r>
     </w:p>
+    <w:p>
+      <w:pPr>
+        <w:rPr>
+          <w:b/>
+          <w:bCs/>
+        </w:rPr>
+      </w:pPr>
+      <w:proofErr w:type="spellStart"/>
+      <w:r>
+        <w:rPr>
+          <w:b/>
+          <w:bCs/>
+        </w:rPr>
+        <w:t>Github</w:t>
+      </w:r>
+      <w:proofErr w:type="spellEnd"/>
+      <w:r>
+        <w:rPr>
+          <w:b/>
+          <w:bCs/>
+        </w:rPr>
+        <w:t xml:space="preserve"> useful info:</w:t>
+      </w:r>
+    </w:p>
+    <w:p>
+      <w:r>
+        <w:drawing>
+          <wp:inline distT="0" distB="0" distL="0" distR="0" wp14:anchorId="5A9174C3" wp14:editId="23FB5FAE">
+            <wp:extent cx="5486400" cy="1452245"/>
+            <wp:effectExtent l="0" t="0" r="0" b="0"/>
+            <wp:docPr id="1006469604" name="Picture 1"/>
+            <wp:cNvGraphicFramePr>
+              <a:graphicFrameLocks xmlns:a="http://schemas.openxmlformats.org/drawingml/2006/main" noChangeAspect="1"/>
+            </wp:cNvGraphicFramePr>
+            <a:graphic xmlns:a="http://schemas.openxmlformats.org/drawingml/2006/main">
+              <a:graphicData uri="http://schemas.openxmlformats.org/drawingml/2006/picture">
+                <pic:pic xmlns:pic="http://schemas.openxmlformats.org/drawingml/2006/picture">
+                  <pic:nvPicPr>
+                    <pic:cNvPr id="1006469604" name=""/>
+                    <pic:cNvPicPr/>
+                  </pic:nvPicPr>
+                  <pic:blipFill>
+                    <a:blip r:embed="rId18"/>
+                    <a:stretch>
+                      <a:fillRect/>
+                    </a:stretch>
+                  </pic:blipFill>
+                  <pic:spPr>
+                    <a:xfrm>
+                      <a:off x="0" y="0"/>
+                      <a:ext cx="5486400" cy="1452245"/>
+                    </a:xfrm>
+                    <a:prstGeom prst="rect">
+                      <a:avLst/>
+                    </a:prstGeom>
+                  </pic:spPr>
+                </pic:pic>
+              </a:graphicData>
+            </a:graphic>
+          </wp:inline>
+        </w:drawing>
+      </w:r>
+    </w:p>
+    <w:p>
+      <w:r>
+        <w:lastRenderedPageBreak/>
+        <w:drawing>
+          <wp:inline distT="0" distB="0" distL="0" distR="0" wp14:anchorId="6526F7AB" wp14:editId="602DEBF1">
+            <wp:extent cx="5486400" cy="1920875"/>
+            <wp:effectExtent l="0" t="0" r="0" b="3175"/>
+            <wp:docPr id="187216920" name="Picture 1"/>
+            <wp:cNvGraphicFramePr>
+              <a:graphicFrameLocks xmlns:a="http://schemas.openxmlformats.org/drawingml/2006/main" noChangeAspect="1"/>
+            </wp:cNvGraphicFramePr>
+            <a:graphic xmlns:a="http://schemas.openxmlformats.org/drawingml/2006/main">
+              <a:graphicData uri="http://schemas.openxmlformats.org/drawingml/2006/picture">
+                <pic:pic xmlns:pic="http://schemas.openxmlformats.org/drawingml/2006/picture">
+                  <pic:nvPicPr>
+                    <pic:cNvPr id="187216920" name=""/>
+                    <pic:cNvPicPr/>
+                  </pic:nvPicPr>
+                  <pic:blipFill>
+                    <a:blip r:embed="rId19"/>
+                    <a:stretch>
+                      <a:fillRect/>
+                    </a:stretch>
+                  </pic:blipFill>
+                  <pic:spPr>
+                    <a:xfrm>
+                      <a:off x="0" y="0"/>
+                      <a:ext cx="5486400" cy="1920875"/>
+                    </a:xfrm>
+                    <a:prstGeom prst="rect">
+                      <a:avLst/>
+                    </a:prstGeom>
+                  </pic:spPr>
+                </pic:pic>
+              </a:graphicData>
+            </a:graphic>
+          </wp:inline>
+        </w:drawing>
+      </w:r>
+    </w:p>
+    <w:p>
+      <w:r>
+        <w:t xml:space="preserve">If you </w:t>
+      </w:r>
+      <w:r>
+        <w:rPr>
+          <w:b/>
+          <w:bCs/>
+        </w:rPr>
+        <w:t>don't want to overwrite the remote repository</w:t>
+      </w:r>
+      <w:r>
+        <w:t>, you should first pull the existing GitHub code into your local repository, resolve any differences, and then push.</w:t>
+      </w:r>
+    </w:p>
+    <w:p>
+      <w:pPr>
+        <w:rPr>
+          <w:b/>
+          <w:bCs/>
+        </w:rPr>
+      </w:pPr>
+      <w:r>
+        <w:rPr>
+          <w:b/>
+          <w:bCs/>
+        </w:rPr>
+        <w:t>Step 1: Fetch remote changes</w:t>
+      </w:r>
+    </w:p>
+    <w:p>
+      <w:r>
+        <w:t>git fetch origin</w:t>
+      </w:r>
+    </w:p>
+    <w:p>
+      <w:r>
+        <w:t>This downloads the remote commits but doesn't merge them.</w:t>
+      </w:r>
+    </w:p>
+    <w:p>
+      <w:r>
+        <w:pict w14:anchorId="6CD80DBF">
+          <v:rect id="_x0000_i1132" style="width:0;height:1.5pt" o:hralign="center" o:hrstd="t" o:hr="t" fillcolor="#a0a0a0" stroked="f"/>
+        </w:pict>
+      </w:r>
+    </w:p>
+    <w:p>
+      <w:pPr>
+        <w:rPr>
+          <w:b/>
+          <w:bCs/>
+        </w:rPr>
+      </w:pPr>
+      <w:r>
+        <w:rPr>
+          <w:b/>
+          <w:bCs/>
+        </w:rPr>
+        <w:t>Step 2: View the differences</w:t>
+      </w:r>
+    </w:p>
+    <w:p>
+      <w:r>
+        <w:t>git log --</w:t>
+      </w:r>
+      <w:proofErr w:type="spellStart"/>
+      <w:proofErr w:type="gramStart"/>
+      <w:r>
+        <w:t>oneline</w:t>
+      </w:r>
+      <w:proofErr w:type="spellEnd"/>
+      <w:proofErr w:type="gramEnd"/>
+      <w:r>
+        <w:t xml:space="preserve"> --graph --all</w:t>
+      </w:r>
+    </w:p>
+    <w:p>
+      <w:r>
+        <w:t>This helps you understand whether the histories are related.</w:t>
+      </w:r>
+    </w:p>
+    <w:p>
+      <w:r>
+        <w:pict w14:anchorId="37945BBD">
+          <v:rect id="_x0000_i1133" style="width:0;height:1.5pt" o:hralign="center" o:hrstd="t" o:hr="t" fillcolor="#a0a0a0" stroked="f"/>
+        </w:pict>
+      </w:r>
+    </w:p>
+    <w:p>
+      <w:pPr>
+        <w:rPr>
+          <w:b/>
+          <w:bCs/>
+        </w:rPr>
+      </w:pPr>
+      <w:r>
+        <w:rPr>
+          <w:b/>
+          <w:bCs/>
+        </w:rPr>
+        <w:t>Step 3: Pull and merge</w:t>
+      </w:r>
+    </w:p>
+    <w:p>
+      <w:r>
+        <w:t>If the remote only contains a README or initial commit, try:</w:t>
+      </w:r>
+    </w:p>
+    <w:p>
+      <w:r>
+        <w:t>git pull origin main --allow-unrelated-histories</w:t>
+      </w:r>
+    </w:p>
+    <w:p>
+      <w:r>
+        <w:t>The --allow-unrelated-histories option is often needed when:</w:t>
+      </w:r>
+    </w:p>
+    <w:p>
+      <w:pPr>
+        <w:numPr>
+          <w:ilvl w:val="0"/>
+          <w:numId w:val="6"/>
+        </w:numPr>
+      </w:pPr>
+      <w:r>
+        <w:t xml:space="preserve">You created a local Git repository independently. </w:t>
+      </w:r>
+    </w:p>
+    <w:p>
+      <w:pPr>
+        <w:numPr>
+          <w:ilvl w:val="0"/>
+          <w:numId w:val="6"/>
+        </w:numPr>
+      </w:pPr>
+      <w:r>
+        <w:t xml:space="preserve">GitHub already has its own initial commit. </w:t>
+      </w:r>
+    </w:p>
+    <w:p>
+      <w:r>
+        <w:pict w14:anchorId="5190252B">
+          <v:rect id="_x0000_i1134" style="width:0;height:1.5pt" o:hralign="center" o:hrstd="t" o:hr="t" fillcolor="#a0a0a0" stroked="f"/>
+        </w:pict>
+      </w:r>
+    </w:p>
+    <w:p>
+      <w:pPr>
+        <w:rPr>
+          <w:b/>
+          <w:bCs/>
+        </w:rPr>
+      </w:pPr>
+      <w:r>
+        <w:rPr>
+          <w:b/>
+          <w:bCs/>
+        </w:rPr>
+        <w:t>Step 4: Resolve conflicts (if any)</w:t>
+      </w:r>
+    </w:p>
+    <w:p>
+      <w:r>
+        <w:t>Git may show conflicts such as:</w:t>
+      </w:r>
+    </w:p>
+    <w:p>
+      <w:r>
+        <w:lastRenderedPageBreak/>
+        <w:t>CONFLICT (content): Merge conflict in README.md</w:t>
+      </w:r>
+    </w:p>
+    <w:p>
+      <w:r>
+        <w:t>Open the affected files, choose the content you want, then:</w:t>
+      </w:r>
+    </w:p>
+    <w:p>
+      <w:r>
+        <w:t xml:space="preserve">git </w:t>
+      </w:r>
+      <w:proofErr w:type="gramStart"/>
+      <w:r>
+        <w:t>add .</w:t>
+      </w:r>
+      <w:proofErr w:type="gramEnd"/>
+      <w:r>
+        <w:br/>
+        <w:t>git commit -m "Merged remote and local repositories"</w:t>
+      </w:r>
+    </w:p>
+    <w:p>
+      <w:r>
+        <w:pict w14:anchorId="21EED5B7">
+          <v:rect id="_x0000_i1135" style="width:0;height:1.5pt" o:hralign="center" o:hrstd="t" o:hr="t" fillcolor="#a0a0a0" stroked="f"/>
+        </w:pict>
+      </w:r>
+    </w:p>
+    <w:p>
+      <w:pPr>
+        <w:rPr>
+          <w:b/>
+          <w:bCs/>
+        </w:rPr>
+      </w:pPr>
+      <w:r>
+        <w:rPr>
+          <w:b/>
+          <w:bCs/>
+        </w:rPr>
+        <w:t>Step 5: Push to GitHub</w:t>
+      </w:r>
+    </w:p>
+    <w:p>
+      <w:r>
+        <w:t>git push -u origin main</w:t>
+      </w:r>
+    </w:p>
+    <w:p>
+      <w:r>
+        <w:pict w14:anchorId="628980F4">
+          <v:rect id="_x0000_i1136" style="width:0;height:1.5pt" o:hralign="center" o:hrstd="t" o:hr="t" fillcolor="#a0a0a0" stroked="f"/>
+        </w:pict>
+      </w:r>
+    </w:p>
+    <w:p>
+      <w:pPr>
+        <w:rPr>
+          <w:b/>
+          <w:bCs/>
+        </w:rPr>
+      </w:pPr>
+      <w:r>
+        <w:rPr>
+          <w:b/>
+          <w:bCs/>
+        </w:rPr>
+        <w:t>Typical Scenario</w:t>
+      </w:r>
+    </w:p>
+    <w:p>
+      <w:r>
+        <w:t>Remote repository:</w:t>
+      </w:r>
+    </w:p>
+    <w:p>
+      <w:r>
+        <w:t>README.md</w:t>
+      </w:r>
+    </w:p>
+    <w:p>
+      <w:r>
+        <w:t>Local repository:</w:t>
+      </w:r>
+    </w:p>
+    <w:p>
+      <w:r>
+        <w:t>client.py</w:t>
+      </w:r>
+      <w:r>
+        <w:br/>
+        <w:t>server.py</w:t>
+      </w:r>
+      <w:r>
+        <w:br/>
+        <w:t>requirements.txt</w:t>
+      </w:r>
+    </w:p>
+    <w:p>
+      <w:r>
+        <w:t>After:</w:t>
+      </w:r>
+    </w:p>
+    <w:p>
+      <w:r>
+        <w:t>git pull origin main --allow-unrelated-histories</w:t>
+      </w:r>
+    </w:p>
+    <w:p>
+      <w:r>
+        <w:t>you'll have:</w:t>
+      </w:r>
+    </w:p>
+    <w:p>
+      <w:r>
+        <w:t>README.md</w:t>
+      </w:r>
+      <w:r>
+        <w:br/>
+        <w:t>client.py</w:t>
+      </w:r>
+      <w:r>
+        <w:br/>
+        <w:t>server.py</w:t>
+      </w:r>
+      <w:r>
+        <w:br/>
+        <w:t>requirements.txt</w:t>
+      </w:r>
+    </w:p>
+    <w:p>
+      <w:r>
+        <w:t>and then:</w:t>
+      </w:r>
+    </w:p>
+    <w:p>
+      <w:r>
+        <w:t>git push -u origin main</w:t>
+      </w:r>
+    </w:p>
+    <w:p>
+      <w:r>
+        <w:t>will succeed.</w:t>
+      </w:r>
+    </w:p>
+    <w:p>
+      <w:r>
+        <w:pict w14:anchorId="502508AD">
+          <v:rect id="_x0000_i1137" style="width:0;height:1.5pt" o:hralign="center" o:hrstd="t" o:hr="t" fillcolor="#a0a0a0" stroked="f"/>
+        </w:pict>
+      </w:r>
+    </w:p>
+    <w:p>
+      <w:r>
+        <w:t>To see exactly what is on the remote before deciding, run:</w:t>
+      </w:r>
+    </w:p>
+    <w:p>
+      <w:r>
+        <w:lastRenderedPageBreak/>
+        <w:t>git fetch origin</w:t>
+      </w:r>
+      <w:r>
+        <w:br/>
+        <w:t>git log --</w:t>
+      </w:r>
+      <w:proofErr w:type="spellStart"/>
+      <w:r>
+        <w:t>oneline</w:t>
+      </w:r>
+      <w:proofErr w:type="spellEnd"/>
+      <w:r>
+        <w:t xml:space="preserve"> origin/main -5</w:t>
+      </w:r>
+    </w:p>
+    <w:p>
+      <w:r>
+        <w:t>and paste the output. I can tell you whether you should merge or force-push.</w:t>
+      </w:r>
+    </w:p>
+    <w:p/>
     <w:sectPr>
       <w:pgSz w:w="12240" w:h="15840"/>
       <w:pgMar w:top="1440" w:right="1800" w:bottom="1440" w:left="1800" w:header="720" w:footer="720" w:gutter="0"/>
@@ -5231,9 +7055,9 @@
 <file path=word/numbering.xml><?xml version="1.0" encoding="utf-8"?>
 <w:numbering xmlns:wpc="http://schemas.microsoft.com/office/word/2010/wordprocessingCanvas" xmlns:cx="http://schemas.microsoft.com/office/drawing/2014/chartex" xmlns:cx1="http://schemas.microsoft.com/office/drawing/2015/9/8/chartex" xmlns:cx2="http://schemas.microsoft.com/office/drawing/2015/10/21/chartex" xmlns:cx3="http://schemas.microsoft.com/office/drawing/2016/5/9/chartex" xmlns:cx4="http://schemas.microsoft.com/office/drawing/2016/5/10/chartex" xmlns:cx5="http://schemas.microsoft.com/office/drawing/2016/5/11/chartex" xmlns:cx6="http://schemas.microsoft.com/office/drawing/2016/5/12/chartex" xmlns:cx7="http://schemas.microsoft.com/office/drawing/2016/5/13/chartex" xmlns:cx8="http://schemas.microsoft.com/office/drawing/2016/5/14/chartex" xmlns:mc="http://schemas.openxmlformats.org/markup-compatibility/2006" xmlns:aink="http://schemas.microsoft.com/office/drawing/2016/ink" xmlns:am3d="http://schemas.microsoft.com/office/drawing/2017/model3d" xmlns:o="urn:schemas-microsoft-com:office:office" xmlns:oel="http://schemas.microsoft.com/office/2019/extlst" xmlns:r="http://schemas.openxmlformats.org/officeDocument/2006/relationships" xmlns:m="http://schemas.openxmlformats.org/officeDocument/2006/math" xmlns:v="urn:schemas-microsoft-com:vml" xmlns:wp14="http://schemas.microsoft.com/office/word/2010/wordprocessingDrawing" xmlns:wp="http://schemas.openxmlformats.org/drawingml/2006/wordprocessingDrawing" xmlns:w10="urn:schemas-microsoft-com:office:word" xmlns:w="http://schemas.openxmlformats.org/wordprocessingml/2006/main" xmlns:w14="http://schemas.microsoft.com/office/word/2010/wordml" xmlns:w15="http://schemas.microsoft.com/office/word/2012/wordml" xmlns:w16cex="http://schemas.microsoft.com/office/word/2018/wordml/cex" xmlns:w16cid="http://schemas.microsoft.com/office/word/2016/wordml/cid" xmlns:w16="http://schemas.microsoft.com/office/word/2018/wordml" xmlns:w16du="http://schemas.microsoft.com/office/word/2023/wordml/word16du" xmlns:w16sdtdh="http://schemas.microsoft.com/office/word/2020/wordml/sdtdatahash" xmlns:w16sdtfl="http://schemas.microsoft.com/office/word/2024/wordml/sdtformatlock" xmlns:w16se="http://schemas.microsoft.com/office/word/2015/wordml/symex" xmlns:wpg="http://schemas.microsoft.com/office/word/2010/wordprocessingGroup" xmlns:wpi="http://schemas.microsoft.com/office/word/2010/wordprocessingInk" xmlns:wne="http://schemas.microsoft.com/office/word/2006/wordml" xmlns:wps="http://schemas.microsoft.com/office/word/2010/wordprocessingShape" mc:Ignorable="w14 w15 w16se w16cid w16 w16cex w16sdtdh w16sdtfl w16du wp14">
   <w:abstractNum w:abstractNumId="0" w15:restartNumberingAfterBreak="0">
-    <w:nsid w:val="13CD4D99"/>
+    <w:nsid w:val="0DC60E60"/>
     <w:multiLevelType w:val="multilevel"/>
-    <w:tmpl w:val="3BDAAACC"/>
+    <w:tmpl w:val="7CCE8370"/>
     <w:lvl w:ilvl="0">
       <w:start w:val="1"/>
       <w:numFmt w:val="bullet"/>
@@ -5380,9 +7204,9 @@
     </w:lvl>
   </w:abstractNum>
   <w:abstractNum w:abstractNumId="1" w15:restartNumberingAfterBreak="0">
-    <w:nsid w:val="38444F51"/>
+    <w:nsid w:val="13CD4D99"/>
     <w:multiLevelType w:val="multilevel"/>
-    <w:tmpl w:val="15DA98C6"/>
+    <w:tmpl w:val="3BDAAACC"/>
     <w:lvl w:ilvl="0">
       <w:start w:val="1"/>
       <w:numFmt w:val="bullet"/>
@@ -5529,9 +7353,9 @@
     </w:lvl>
   </w:abstractNum>
   <w:abstractNum w:abstractNumId="2" w15:restartNumberingAfterBreak="0">
-    <w:nsid w:val="4CE06CDA"/>
+    <w:nsid w:val="38444F51"/>
     <w:multiLevelType w:val="multilevel"/>
-    <w:tmpl w:val="6E90E294"/>
+    <w:tmpl w:val="15DA98C6"/>
     <w:lvl w:ilvl="0">
       <w:start w:val="1"/>
       <w:numFmt w:val="bullet"/>
@@ -5678,9 +7502,9 @@
     </w:lvl>
   </w:abstractNum>
   <w:abstractNum w:abstractNumId="3" w15:restartNumberingAfterBreak="0">
-    <w:nsid w:val="583F41D8"/>
+    <w:nsid w:val="4CE06CDA"/>
     <w:multiLevelType w:val="multilevel"/>
-    <w:tmpl w:val="935A78BA"/>
+    <w:tmpl w:val="6E90E294"/>
     <w:lvl w:ilvl="0">
       <w:start w:val="1"/>
       <w:numFmt w:val="bullet"/>
@@ -5827,9 +7651,9 @@
     </w:lvl>
   </w:abstractNum>
   <w:abstractNum w:abstractNumId="4" w15:restartNumberingAfterBreak="0">
-    <w:nsid w:val="721F6EF2"/>
+    <w:nsid w:val="583F41D8"/>
     <w:multiLevelType w:val="multilevel"/>
-    <w:tmpl w:val="27C4E078"/>
+    <w:tmpl w:val="935A78BA"/>
     <w:lvl w:ilvl="0">
       <w:start w:val="1"/>
       <w:numFmt w:val="bullet"/>
@@ -5975,20 +7799,172 @@
       </w:rPr>
     </w:lvl>
   </w:abstractNum>
+  <w:abstractNum w:abstractNumId="5" w15:restartNumberingAfterBreak="0">
+    <w:nsid w:val="721F6EF2"/>
+    <w:multiLevelType w:val="multilevel"/>
+    <w:tmpl w:val="27C4E078"/>
+    <w:lvl w:ilvl="0">
+      <w:start w:val="1"/>
+      <w:numFmt w:val="bullet"/>
+      <w:lvlText w:val=""/>
+      <w:lvlJc w:val="left"/>
+      <w:pPr>
+        <w:tabs>
+          <w:tab w:val="num" w:pos="720"/>
+        </w:tabs>
+        <w:ind w:left="720" w:hanging="360"/>
+      </w:pPr>
+      <w:rPr>
+        <w:rFonts w:ascii="Symbol" w:hAnsi="Symbol" w:hint="default"/>
+        <w:sz w:val="20"/>
+      </w:rPr>
+    </w:lvl>
+    <w:lvl w:ilvl="1" w:tentative="1">
+      <w:start w:val="1"/>
+      <w:numFmt w:val="bullet"/>
+      <w:lvlText w:val="o"/>
+      <w:lvlJc w:val="left"/>
+      <w:pPr>
+        <w:tabs>
+          <w:tab w:val="num" w:pos="1440"/>
+        </w:tabs>
+        <w:ind w:left="1440" w:hanging="360"/>
+      </w:pPr>
+      <w:rPr>
+        <w:rFonts w:ascii="Courier New" w:hAnsi="Courier New" w:hint="default"/>
+        <w:sz w:val="20"/>
+      </w:rPr>
+    </w:lvl>
+    <w:lvl w:ilvl="2" w:tentative="1">
+      <w:start w:val="1"/>
+      <w:numFmt w:val="bullet"/>
+      <w:lvlText w:val=""/>
+      <w:lvlJc w:val="left"/>
+      <w:pPr>
+        <w:tabs>
+          <w:tab w:val="num" w:pos="2160"/>
+        </w:tabs>
+        <w:ind w:left="2160" w:hanging="360"/>
+      </w:pPr>
+      <w:rPr>
+        <w:rFonts w:ascii="Wingdings" w:hAnsi="Wingdings" w:hint="default"/>
+        <w:sz w:val="20"/>
+      </w:rPr>
+    </w:lvl>
+    <w:lvl w:ilvl="3" w:tentative="1">
+      <w:start w:val="1"/>
+      <w:numFmt w:val="bullet"/>
+      <w:lvlText w:val=""/>
+      <w:lvlJc w:val="left"/>
+      <w:pPr>
+        <w:tabs>
+          <w:tab w:val="num" w:pos="2880"/>
+        </w:tabs>
+        <w:ind w:left="2880" w:hanging="360"/>
+      </w:pPr>
+      <w:rPr>
+        <w:rFonts w:ascii="Wingdings" w:hAnsi="Wingdings" w:hint="default"/>
+        <w:sz w:val="20"/>
+      </w:rPr>
+    </w:lvl>
+    <w:lvl w:ilvl="4" w:tentative="1">
+      <w:start w:val="1"/>
+      <w:numFmt w:val="bullet"/>
+      <w:lvlText w:val=""/>
+      <w:lvlJc w:val="left"/>
+      <w:pPr>
+        <w:tabs>
+          <w:tab w:val="num" w:pos="3600"/>
+        </w:tabs>
+        <w:ind w:left="3600" w:hanging="360"/>
+      </w:pPr>
+      <w:rPr>
+        <w:rFonts w:ascii="Wingdings" w:hAnsi="Wingdings" w:hint="default"/>
+        <w:sz w:val="20"/>
+      </w:rPr>
+    </w:lvl>
+    <w:lvl w:ilvl="5" w:tentative="1">
+      <w:start w:val="1"/>
+      <w:numFmt w:val="bullet"/>
+      <w:lvlText w:val=""/>
+      <w:lvlJc w:val="left"/>
+      <w:pPr>
+        <w:tabs>
+          <w:tab w:val="num" w:pos="4320"/>
+        </w:tabs>
+        <w:ind w:left="4320" w:hanging="360"/>
+      </w:pPr>
+      <w:rPr>
+        <w:rFonts w:ascii="Wingdings" w:hAnsi="Wingdings" w:hint="default"/>
+        <w:sz w:val="20"/>
+      </w:rPr>
+    </w:lvl>
+    <w:lvl w:ilvl="6" w:tentative="1">
+      <w:start w:val="1"/>
+      <w:numFmt w:val="bullet"/>
+      <w:lvlText w:val=""/>
+      <w:lvlJc w:val="left"/>
+      <w:pPr>
+        <w:tabs>
+          <w:tab w:val="num" w:pos="5040"/>
+        </w:tabs>
+        <w:ind w:left="5040" w:hanging="360"/>
+      </w:pPr>
+      <w:rPr>
+        <w:rFonts w:ascii="Wingdings" w:hAnsi="Wingdings" w:hint="default"/>
+        <w:sz w:val="20"/>
+      </w:rPr>
+    </w:lvl>
+    <w:lvl w:ilvl="7" w:tentative="1">
+      <w:start w:val="1"/>
+      <w:numFmt w:val="bullet"/>
+      <w:lvlText w:val=""/>
+      <w:lvlJc w:val="left"/>
+      <w:pPr>
+        <w:tabs>
+          <w:tab w:val="num" w:pos="5760"/>
+        </w:tabs>
+        <w:ind w:left="5760" w:hanging="360"/>
+      </w:pPr>
+      <w:rPr>
+        <w:rFonts w:ascii="Wingdings" w:hAnsi="Wingdings" w:hint="default"/>
+        <w:sz w:val="20"/>
+      </w:rPr>
+    </w:lvl>
+    <w:lvl w:ilvl="8" w:tentative="1">
+      <w:start w:val="1"/>
+      <w:numFmt w:val="bullet"/>
+      <w:lvlText w:val=""/>
+      <w:lvlJc w:val="left"/>
+      <w:pPr>
+        <w:tabs>
+          <w:tab w:val="num" w:pos="6480"/>
+        </w:tabs>
+        <w:ind w:left="6480" w:hanging="360"/>
+      </w:pPr>
+      <w:rPr>
+        <w:rFonts w:ascii="Wingdings" w:hAnsi="Wingdings" w:hint="default"/>
+        <w:sz w:val="20"/>
+      </w:rPr>
+    </w:lvl>
+  </w:abstractNum>
   <w:num w:numId="1" w16cid:durableId="2079552158">
+    <w:abstractNumId w:val="4"/>
+  </w:num>
+  <w:num w:numId="2" w16cid:durableId="1182164611">
+    <w:abstractNumId w:val="2"/>
+  </w:num>
+  <w:num w:numId="3" w16cid:durableId="222105531">
+    <w:abstractNumId w:val="5"/>
+  </w:num>
+  <w:num w:numId="4" w16cid:durableId="1927032039">
+    <w:abstractNumId w:val="1"/>
+  </w:num>
+  <w:num w:numId="5" w16cid:durableId="1864203510">
     <w:abstractNumId w:val="3"/>
   </w:num>
-  <w:num w:numId="2" w16cid:durableId="1182164611">
-    <w:abstractNumId w:val="1"/>
-  </w:num>
-  <w:num w:numId="3" w16cid:durableId="222105531">
-    <w:abstractNumId w:val="4"/>
-  </w:num>
-  <w:num w:numId="4" w16cid:durableId="1927032039">
+  <w:num w:numId="6" w16cid:durableId="1851096980">
     <w:abstractNumId w:val="0"/>
-  </w:num>
-  <w:num w:numId="5" w16cid:durableId="1864203510">
-    <w:abstractNumId w:val="2"/>
   </w:num>
 </w:numbering>
 </file>
